--- a/MIR 光学透镜设计.docx
+++ b/MIR 光学透镜设计.docx
@@ -1,6 +1,6 @@
 
 <file path=word/document.xml><?xml version="1.0" encoding="utf-8"?>
-<w:document xmlns:wpc="http://schemas.microsoft.com/office/word/2010/wordprocessingCanvas" xmlns:cx="http://schemas.microsoft.com/office/drawing/2014/chartex" xmlns:cx1="http://schemas.microsoft.com/office/drawing/2015/9/8/chartex" xmlns:cx2="http://schemas.microsoft.com/office/drawing/2015/10/21/chartex" xmlns:cx3="http://schemas.microsoft.com/office/drawing/2016/5/9/chartex" xmlns:cx4="http://schemas.microsoft.com/office/drawing/2016/5/10/chartex" xmlns:cx5="http://schemas.microsoft.com/office/drawing/2016/5/11/chartex" xmlns:cx6="http://schemas.microsoft.com/office/drawing/2016/5/12/chartex" xmlns:cx7="http://schemas.microsoft.com/office/drawing/2016/5/13/chartex" xmlns:cx8="http://schemas.microsoft.com/office/drawing/2016/5/14/chartex" xmlns:mc="http://schemas.openxmlformats.org/markup-compatibility/2006" xmlns:aink="http://schemas.microsoft.com/office/drawing/2016/ink" xmlns:am3d="http://schemas.microsoft.com/office/drawing/2017/model3d" xmlns:o="urn:schemas-microsoft-com:office:office" xmlns:oel="http://schemas.microsoft.com/office/2019/extlst" xmlns:r="http://schemas.openxmlformats.org/officeDocument/2006/relationships" xmlns:m="http://schemas.openxmlformats.org/officeDocument/2006/math" xmlns:v="urn:schemas-microsoft-com:vml" xmlns:wp14="http://schemas.microsoft.com/office/word/2010/wordprocessingDrawing" xmlns:wp="http://schemas.openxmlformats.org/drawingml/2006/wordprocessingDrawing" xmlns:w10="urn:schemas-microsoft-com:office:word" xmlns:w="http://schemas.openxmlformats.org/wordprocessingml/2006/main" xmlns:w14="http://schemas.microsoft.com/office/word/2010/wordml" xmlns:w15="http://schemas.microsoft.com/office/word/2012/wordml" xmlns:w16cei="http://schemas.microsoft.com/office/word/2026/wordml/cei" xmlns:w16cex="http://schemas.microsoft.com/office/word/2018/wordml/cex" xmlns:w16cid="http://schemas.microsoft.com/office/word/2016/wordml/cid" xmlns:w16="http://schemas.microsoft.com/office/word/2018/wordml" xmlns:w16du="http://schemas.microsoft.com/office/word/2023/wordml/word16du" xmlns:w16sdtdh="http://schemas.microsoft.com/office/word/2020/wordml/sdtdatahash" xmlns:w16sdtfl="http://schemas.microsoft.com/office/word/2024/wordml/sdtformatlock" xmlns:w16se="http://schemas.microsoft.com/office/word/2015/wordml/symex" xmlns:wpg="http://schemas.microsoft.com/office/word/2010/wordprocessingGroup" xmlns:wpi="http://schemas.microsoft.com/office/word/2010/wordprocessingInk" xmlns:wne="http://schemas.microsoft.com/office/word/2006/wordml" xmlns:wps="http://schemas.microsoft.com/office/word/2010/wordprocessingShape" mc:Ignorable="w14 w15 w16se w16cid w16 w16cex w16sdtdh w16sdtfl w16du wp14">
+<w:document xmlns:wpc="http://schemas.microsoft.com/office/word/2010/wordprocessingCanvas" xmlns:cx="http://schemas.microsoft.com/office/drawing/2014/chartex" xmlns:cx1="http://schemas.microsoft.com/office/drawing/2015/9/8/chartex" xmlns:cx2="http://schemas.microsoft.com/office/drawing/2015/10/21/chartex" xmlns:cx3="http://schemas.microsoft.com/office/drawing/2016/5/9/chartex" xmlns:cx4="http://schemas.microsoft.com/office/drawing/2016/5/10/chartex" xmlns:cx5="http://schemas.microsoft.com/office/drawing/2016/5/11/chartex" xmlns:cx6="http://schemas.microsoft.com/office/drawing/2016/5/12/chartex" xmlns:cx7="http://schemas.microsoft.com/office/drawing/2016/5/13/chartex" xmlns:cx8="http://schemas.microsoft.com/office/drawing/2016/5/14/chartex" xmlns:mc="http://schemas.openxmlformats.org/markup-compatibility/2006" xmlns:aink="http://schemas.microsoft.com/office/drawing/2016/ink" xmlns:am3d="http://schemas.microsoft.com/office/drawing/2017/model3d" xmlns:o="urn:schemas-microsoft-com:office:office" xmlns:oel="http://schemas.microsoft.com/office/2019/extlst" xmlns:r="http://schemas.openxmlformats.org/officeDocument/2006/relationships" xmlns:m="http://schemas.openxmlformats.org/officeDocument/2006/math" xmlns:v="urn:schemas-microsoft-com:vml" xmlns:wp14="http://schemas.microsoft.com/office/word/2010/wordprocessingDrawing" xmlns:wp="http://schemas.openxmlformats.org/drawingml/2006/wordprocessingDrawing" xmlns:w10="urn:schemas-microsoft-com:office:word" xmlns:w="http://schemas.openxmlformats.org/wordprocessingml/2006/main" xmlns:w14="http://schemas.microsoft.com/office/word/2010/wordml" xmlns:w15="http://schemas.microsoft.com/office/word/2012/wordml" xmlns:w16cex="http://schemas.microsoft.com/office/word/2018/wordml/cex" xmlns:w16cid="http://schemas.microsoft.com/office/word/2016/wordml/cid" xmlns:w16="http://schemas.microsoft.com/office/word/2018/wordml" xmlns:w16du="http://schemas.microsoft.com/office/word/2023/wordml/word16du" xmlns:w16sdtdh="http://schemas.microsoft.com/office/word/2020/wordml/sdtdatahash" xmlns:w16sdtfl="http://schemas.microsoft.com/office/word/2024/wordml/sdtformatlock" xmlns:w16se="http://schemas.microsoft.com/office/word/2015/wordml/symex" xmlns:wpg="http://schemas.microsoft.com/office/word/2010/wordprocessingGroup" xmlns:wpi="http://schemas.microsoft.com/office/word/2010/wordprocessingInk" xmlns:wne="http://schemas.microsoft.com/office/word/2006/wordml" xmlns:wps="http://schemas.microsoft.com/office/word/2010/wordprocessingShape" mc:Ignorable="w14 w15 w16se w16cid w16 w16cex w16sdtdh w16sdtfl w16du wp14">
   <w:body>
     <w:p>
       <w:r>
@@ -2421,8 +2421,17 @@
           <w:rFonts w:ascii="Cambria Math" w:hAnsi="Cambria Math" w:hint="eastAsia"/>
           <w:iCs/>
         </w:rPr>
-        <w:t>1st lense</w:t>
-      </w:r>
+        <w:t xml:space="preserve">1st </w:t>
+      </w:r>
+      <w:proofErr w:type="spellStart"/>
+      <w:r>
+        <w:rPr>
+          <w:rFonts w:ascii="Cambria Math" w:hAnsi="Cambria Math" w:hint="eastAsia"/>
+          <w:iCs/>
+        </w:rPr>
+        <w:t>lense</w:t>
+      </w:r>
+      <w:proofErr w:type="spellEnd"/>
       <w:r>
         <w:rPr>
           <w:rFonts w:ascii="Cambria Math" w:hAnsi="Cambria Math" w:hint="eastAsia"/>
@@ -2632,8 +2641,17 @@
           <w:rFonts w:ascii="Cambria Math" w:hAnsi="Cambria Math" w:hint="eastAsia"/>
           <w:iCs/>
         </w:rPr>
-        <w:t>1st lense</w:t>
-      </w:r>
+        <w:t xml:space="preserve">1st </w:t>
+      </w:r>
+      <w:proofErr w:type="spellStart"/>
+      <w:r>
+        <w:rPr>
+          <w:rFonts w:ascii="Cambria Math" w:hAnsi="Cambria Math" w:hint="eastAsia"/>
+          <w:iCs/>
+        </w:rPr>
+        <w:t>lense</w:t>
+      </w:r>
+      <w:proofErr w:type="spellEnd"/>
       <w:r>
         <w:rPr>
           <w:rFonts w:ascii="Cambria Math" w:hAnsi="Cambria Math" w:hint="eastAsia"/>
@@ -3072,12 +3090,21 @@
         </w:rPr>
         <w:t>，所以天线高度如果为</w:t>
       </w:r>
+      <w:proofErr w:type="spellStart"/>
       <w:r>
         <w:rPr>
           <w:rFonts w:ascii="Cambria Math" w:hAnsi="Cambria Math" w:hint="eastAsia"/>
           <w:iCs/>
         </w:rPr>
-        <w:t xml:space="preserve">ymax=0.146m, </w:t>
+        <w:t>ymax</w:t>
+      </w:r>
+      <w:proofErr w:type="spellEnd"/>
+      <w:r>
+        <w:rPr>
+          <w:rFonts w:ascii="Cambria Math" w:hAnsi="Cambria Math" w:hint="eastAsia"/>
+          <w:iCs/>
+        </w:rPr>
+        <w:t xml:space="preserve">=0.146m, </w:t>
       </w:r>
       <w:r>
         <w:rPr>
@@ -3823,7 +3850,21 @@
         <w:rPr>
           <w:rFonts w:hint="eastAsia"/>
         </w:rPr>
-        <w:t xml:space="preserve">1st lense </w:t>
+        <w:t xml:space="preserve">1st </w:t>
+      </w:r>
+      <w:proofErr w:type="spellStart"/>
+      <w:r>
+        <w:rPr>
+          <w:rFonts w:hint="eastAsia"/>
+        </w:rPr>
+        <w:t>lense</w:t>
+      </w:r>
+      <w:proofErr w:type="spellEnd"/>
+      <w:r>
+        <w:rPr>
+          <w:rFonts w:hint="eastAsia"/>
+        </w:rPr>
+        <w:t xml:space="preserve"> </w:t>
       </w:r>
       <w:r>
         <w:rPr>
@@ -4530,11 +4571,19 @@
         </w:rPr>
         <w:t>对应的放大率为</w:t>
       </w:r>
-      <w:r>
-        <w:rPr>
-          <w:rFonts w:hint="eastAsia"/>
-        </w:rPr>
-        <w:t>Amp_codeV = 1.5</w:t>
+      <w:proofErr w:type="spellStart"/>
+      <w:r>
+        <w:rPr>
+          <w:rFonts w:hint="eastAsia"/>
+        </w:rPr>
+        <w:t>Amp_codeV</w:t>
+      </w:r>
+      <w:proofErr w:type="spellEnd"/>
+      <w:r>
+        <w:rPr>
+          <w:rFonts w:hint="eastAsia"/>
+        </w:rPr>
+        <w:t xml:space="preserve"> = 1.5</w:t>
       </w:r>
       <w:r>
         <w:rPr>
@@ -5507,11 +5556,19 @@
         </w:rPr>
         <w:t>取最大有效高度为</w:t>
       </w:r>
-      <w:r>
-        <w:rPr>
-          <w:rFonts w:hint="eastAsia"/>
-        </w:rPr>
-        <w:t>ymax = 0.55-0.022 = 0.528 m(</w:t>
+      <w:proofErr w:type="spellStart"/>
+      <w:r>
+        <w:rPr>
+          <w:rFonts w:hint="eastAsia"/>
+        </w:rPr>
+        <w:t>ymax</w:t>
+      </w:r>
+      <w:proofErr w:type="spellEnd"/>
+      <w:r>
+        <w:rPr>
+          <w:rFonts w:hint="eastAsia"/>
+        </w:rPr>
+        <w:t xml:space="preserve"> = 0.55-0.022 = 0.528 m(</w:t>
       </w:r>
       <w:r>
         <w:rPr>
@@ -5673,11 +5730,6 @@
       </w:r>
     </w:p>
     <w:p>
-      <w:pPr>
-        <w:rPr>
-          <w:rFonts w:hint="eastAsia"/>
-        </w:rPr>
-      </w:pPr>
       <w:r>
         <w:rPr>
           <w:rFonts w:hint="eastAsia"/>
@@ -5696,6 +5748,9 @@
         <w:keepNext/>
       </w:pPr>
       <w:r>
+        <w:rPr>
+          <w:noProof/>
+        </w:rPr>
         <w:lastRenderedPageBreak/>
         <w:drawing>
           <wp:inline distT="0" distB="0" distL="0" distR="0" wp14:anchorId="19F27386" wp14:editId="648CFC1D">
@@ -5883,12 +5938,14 @@
         </w:rPr>
         <w:t>光学设计参数（</w:t>
       </w:r>
+      <w:proofErr w:type="spellStart"/>
       <w:r>
         <w:rPr>
           <w:rFonts w:hint="eastAsia"/>
         </w:rPr>
         <w:t>CodeV</w:t>
       </w:r>
+      <w:proofErr w:type="spellEnd"/>
       <w:r>
         <w:rPr>
           <w:rFonts w:hint="eastAsia"/>
@@ -6345,6 +6402,9 @@
         <w:keepNext/>
       </w:pPr>
       <w:r>
+        <w:rPr>
+          <w:noProof/>
+        </w:rPr>
         <w:drawing>
           <wp:inline distT="0" distB="0" distL="0" distR="0" wp14:anchorId="7D9E460C" wp14:editId="2BD0BACB">
             <wp:extent cx="5943600" cy="1804670"/>
@@ -6541,11 +6601,19 @@
         </w:rPr>
         <w:t>可调节距离分别为</w:t>
       </w:r>
-      <w:r>
-        <w:rPr>
-          <w:rFonts w:hint="eastAsia"/>
-        </w:rPr>
-        <w:t xml:space="preserve">d_antenna </w:t>
+      <w:proofErr w:type="spellStart"/>
+      <w:r>
+        <w:rPr>
+          <w:rFonts w:hint="eastAsia"/>
+        </w:rPr>
+        <w:t>d_antenna</w:t>
+      </w:r>
+      <w:proofErr w:type="spellEnd"/>
+      <w:r>
+        <w:rPr>
+          <w:rFonts w:hint="eastAsia"/>
+        </w:rPr>
+        <w:t xml:space="preserve"> </w:t>
       </w:r>
       <w:r>
         <w:rPr>
@@ -6587,7 +6655,21 @@
         <w:rPr>
           <w:rFonts w:hint="eastAsia"/>
         </w:rPr>
-        <w:t xml:space="preserve"> d_antenna </w:t>
+        <w:t xml:space="preserve"> </w:t>
+      </w:r>
+      <w:proofErr w:type="spellStart"/>
+      <w:r>
+        <w:rPr>
+          <w:rFonts w:hint="eastAsia"/>
+        </w:rPr>
+        <w:t>d_antenna</w:t>
+      </w:r>
+      <w:proofErr w:type="spellEnd"/>
+      <w:r>
+        <w:rPr>
+          <w:rFonts w:hint="eastAsia"/>
+        </w:rPr>
+        <w:t xml:space="preserve"> </w:t>
       </w:r>
       <w:r>
         <w:rPr>
@@ -6599,13 +6681,7 @@
         <w:rPr>
           <w:rFonts w:hint="eastAsia"/>
         </w:rPr>
-        <w:t>d_zoom1_zoom2</w:t>
-      </w:r>
-      <w:r>
-        <w:rPr>
-          <w:rFonts w:hint="eastAsia"/>
-        </w:rPr>
-        <w:t xml:space="preserve"> </w:t>
+        <w:t xml:space="preserve">d_zoom1_zoom2 </w:t>
       </w:r>
       <w:r>
         <w:rPr>
@@ -6625,6 +6701,9 @@
         <w:jc w:val="center"/>
       </w:pPr>
       <w:r>
+        <w:rPr>
+          <w:noProof/>
+        </w:rPr>
         <w:drawing>
           <wp:inline distT="0" distB="0" distL="0" distR="0" wp14:anchorId="56ADEB31" wp14:editId="0A902654">
             <wp:extent cx="5943600" cy="4506595"/>
@@ -6680,9 +6759,6 @@
       <w:pPr>
         <w:pStyle w:val="a9"/>
         <w:jc w:val="center"/>
-        <w:rPr>
-          <w:rFonts w:hint="eastAsia"/>
-        </w:rPr>
       </w:pPr>
       <w:bookmarkStart w:id="7" w:name="_Ref237903592"/>
       <w:r>
@@ -6718,11 +6794,6 @@
       </w:pPr>
     </w:p>
     <w:p>
-      <w:pPr>
-        <w:rPr>
-          <w:rFonts w:hint="eastAsia"/>
-        </w:rPr>
-      </w:pPr>
       <w:r>
         <w:rPr>
           <w:rFonts w:hint="eastAsia"/>
@@ -7060,19 +7131,16 @@
         <w:t>。</w:t>
       </w:r>
     </w:p>
-    <w:p>
-      <w:pPr>
-        <w:rPr>
-          <w:rFonts w:hint="eastAsia"/>
-        </w:rPr>
-      </w:pPr>
-    </w:p>
+    <w:p/>
     <w:p>
       <w:pPr>
         <w:keepNext/>
         <w:jc w:val="center"/>
       </w:pPr>
       <w:r>
+        <w:rPr>
+          <w:noProof/>
+        </w:rPr>
         <w:lastRenderedPageBreak/>
         <w:drawing>
           <wp:inline distT="0" distB="0" distL="0" distR="0" wp14:anchorId="163B4389" wp14:editId="78193604">
@@ -7115,9 +7183,6 @@
       <w:pPr>
         <w:pStyle w:val="a9"/>
         <w:jc w:val="center"/>
-        <w:rPr>
-          <w:rFonts w:hint="eastAsia"/>
-        </w:rPr>
       </w:pPr>
       <w:bookmarkStart w:id="8" w:name="_Ref237904841"/>
       <w:r>
@@ -7169,7 +7234,1204 @@
       </w:pPr>
     </w:p>
     <w:p/>
+    <w:p>
+      <w:r>
+        <w:rPr>
+          <w:rFonts w:hint="eastAsia"/>
+        </w:rPr>
+        <w:t xml:space="preserve">2026/9/1  </w:t>
+      </w:r>
+      <w:r>
+        <w:rPr>
+          <w:rFonts w:hint="eastAsia"/>
+        </w:rPr>
+        <w:t xml:space="preserve"> </w:t>
+      </w:r>
+      <w:r>
+        <w:rPr>
+          <w:rFonts w:hint="eastAsia"/>
+        </w:rPr>
+        <w:t>发射光路设计</w:t>
+      </w:r>
+    </w:p>
+    <w:p>
+      <w:r>
+        <w:rPr>
+          <w:rFonts w:hint="eastAsia"/>
+        </w:rPr>
+        <w:t>设计目标：</w:t>
+      </w:r>
+    </w:p>
+    <w:p>
+      <w:pPr>
+        <w:pStyle w:val="a7"/>
+        <w:numPr>
+          <w:ilvl w:val="0"/>
+          <w:numId w:val="7"/>
+        </w:numPr>
+      </w:pPr>
+      <w:r>
+        <w:rPr>
+          <w:rFonts w:hint="eastAsia"/>
+        </w:rPr>
+        <w:t>照明光路</w:t>
+      </w:r>
+      <w:r>
+        <w:rPr>
+          <w:rFonts w:hint="eastAsia"/>
+        </w:rPr>
+        <w:t>的波前曲率</w:t>
+      </w:r>
+      <w:r>
+        <w:rPr>
+          <w:rFonts w:hint="eastAsia"/>
+        </w:rPr>
+        <w:t>与截止层曲率</w:t>
+      </w:r>
+      <w:r>
+        <w:rPr>
+          <w:rFonts w:hint="eastAsia"/>
+        </w:rPr>
+        <w:t>匹配</w:t>
+      </w:r>
+      <w:r>
+        <w:rPr>
+          <w:rFonts w:hint="eastAsia"/>
+        </w:rPr>
+        <w:t>；</w:t>
+      </w:r>
+    </w:p>
+    <w:p>
+      <w:pPr>
+        <w:pStyle w:val="a7"/>
+        <w:numPr>
+          <w:ilvl w:val="0"/>
+          <w:numId w:val="7"/>
+        </w:numPr>
+      </w:pPr>
+      <w:r>
+        <w:rPr>
+          <w:rFonts w:hint="eastAsia"/>
+        </w:rPr>
+        <w:t>照明光路再截止层的覆盖范围与发射光路的覆盖范围匹配；</w:t>
+      </w:r>
+    </w:p>
+    <w:p>
+      <w:pPr>
+        <w:pStyle w:val="a7"/>
+        <w:ind w:left="360"/>
+      </w:pPr>
+    </w:p>
+    <w:p>
+      <w:r>
+        <w:rPr>
+          <w:rFonts w:hint="eastAsia"/>
+        </w:rPr>
+        <w:t>假定</w:t>
+      </w:r>
+    </w:p>
+    <w:p>
+      <w:pPr>
+        <w:pStyle w:val="a7"/>
+        <w:numPr>
+          <w:ilvl w:val="0"/>
+          <w:numId w:val="8"/>
+        </w:numPr>
+      </w:pPr>
+      <w:r>
+        <w:rPr>
+          <w:rFonts w:hint="eastAsia"/>
+        </w:rPr>
+        <w:t>发射高斯光速束腰位置位于发射源处</w:t>
+      </w:r>
+      <w:r>
+        <w:rPr>
+          <w:rFonts w:hint="eastAsia"/>
+        </w:rPr>
+        <w:t>;</w:t>
+      </w:r>
+    </w:p>
+    <w:p>
+      <w:pPr>
+        <w:pStyle w:val="a7"/>
+        <w:numPr>
+          <w:ilvl w:val="0"/>
+          <w:numId w:val="8"/>
+        </w:numPr>
+      </w:pPr>
+      <w:r>
+        <w:rPr>
+          <w:rFonts w:hint="eastAsia"/>
+        </w:rPr>
+        <w:t>位于发射源处高斯光束束腰半径为</w:t>
+      </w:r>
+      <w:proofErr w:type="spellStart"/>
+      <w:r>
+        <w:rPr>
+          <w:rFonts w:hint="eastAsia"/>
+        </w:rPr>
+        <w:t>wx</w:t>
+      </w:r>
+      <w:proofErr w:type="spellEnd"/>
+      <w:r>
+        <w:rPr>
+          <w:rFonts w:hint="eastAsia"/>
+        </w:rPr>
+        <w:t xml:space="preserve"> = 7 mm, </w:t>
+      </w:r>
+      <w:proofErr w:type="spellStart"/>
+      <w:r>
+        <w:rPr>
+          <w:rFonts w:hint="eastAsia"/>
+        </w:rPr>
+        <w:t>wy</w:t>
+      </w:r>
+      <w:proofErr w:type="spellEnd"/>
+      <w:r>
+        <w:rPr>
+          <w:rFonts w:hint="eastAsia"/>
+        </w:rPr>
+        <w:t xml:space="preserve"> = 8 mm, </w:t>
+      </w:r>
+      <w:r>
+        <w:rPr>
+          <w:rFonts w:hint="eastAsia"/>
+        </w:rPr>
+        <w:t>波长</w:t>
+      </w:r>
+      <m:oMath>
+        <m:r>
+          <w:rPr>
+            <w:rFonts w:ascii="Cambria Math" w:hAnsi="Cambria Math"/>
+          </w:rPr>
+          <m:t>λ=4 mm</m:t>
+        </m:r>
+      </m:oMath>
+    </w:p>
+    <w:p>
+      <w:pPr>
+        <w:pStyle w:val="a7"/>
+        <w:numPr>
+          <w:ilvl w:val="0"/>
+          <w:numId w:val="8"/>
+        </w:numPr>
+      </w:pPr>
+      <w:r>
+        <w:rPr>
+          <w:rFonts w:hint="eastAsia"/>
+        </w:rPr>
+        <w:t>目标截止层处截止层半径约为</w:t>
+      </w:r>
+      <w:r>
+        <w:rPr>
+          <w:rFonts w:hint="eastAsia"/>
+        </w:rPr>
+        <w:t>R = 600 mm;</w:t>
+      </w:r>
+    </w:p>
+    <w:p>
+      <w:pPr>
+        <w:pStyle w:val="a7"/>
+        <w:numPr>
+          <w:ilvl w:val="0"/>
+          <w:numId w:val="8"/>
+        </w:numPr>
+        <w:rPr>
+          <w:rFonts w:hint="eastAsia"/>
+        </w:rPr>
+      </w:pPr>
+      <w:r>
+        <w:rPr>
+          <w:rFonts w:hint="eastAsia"/>
+        </w:rPr>
+        <w:t>光斑半径约为</w:t>
+      </w:r>
+      <w:r>
+        <w:rPr>
+          <w:rFonts w:hint="eastAsia"/>
+        </w:rPr>
+        <w:t>100 mm</w:t>
+      </w:r>
+      <w:r>
+        <w:rPr>
+          <w:rFonts w:hint="eastAsia"/>
+        </w:rPr>
+        <w:t>；</w:t>
+      </w:r>
+    </w:p>
+    <w:p>
+      <w:pPr>
+        <w:tabs>
+          <w:tab w:val="left" w:pos="344"/>
+        </w:tabs>
+        <w:ind w:firstLineChars="100" w:firstLine="220"/>
+        <w:rPr>
+          <w:rFonts w:hint="eastAsia"/>
+        </w:rPr>
+      </w:pPr>
+      <w:r>
+        <w:rPr>
+          <w:rFonts w:hint="eastAsia"/>
+        </w:rPr>
+        <w:t>光学的</w:t>
+      </w:r>
+      <w:r>
+        <w:rPr>
+          <w:rFonts w:hint="eastAsia"/>
+        </w:rPr>
+        <w:t>CODEV</w:t>
+      </w:r>
+      <w:r>
+        <w:rPr>
+          <w:rFonts w:hint="eastAsia"/>
+        </w:rPr>
+        <w:t>设置如下图所示，</w:t>
+      </w:r>
+      <w:r>
+        <w:t>高斯</w:t>
+      </w:r>
+      <w:r>
+        <w:rPr>
+          <w:rFonts w:hint="eastAsia"/>
+        </w:rPr>
+        <w:t>光束的模拟结果如</w:t>
+      </w:r>
+      <w:r>
+        <w:fldChar w:fldCharType="begin"/>
+      </w:r>
+      <w:r>
+        <w:instrText xml:space="preserve"> </w:instrText>
+      </w:r>
+      <w:r>
+        <w:rPr>
+          <w:rFonts w:hint="eastAsia"/>
+        </w:rPr>
+        <w:instrText>REF _Ref239287405 \h</w:instrText>
+      </w:r>
+      <w:r>
+        <w:instrText xml:space="preserve"> </w:instrText>
+      </w:r>
+      <w:r>
+        <w:fldChar w:fldCharType="separate"/>
+      </w:r>
+      <w:r>
+        <w:t xml:space="preserve">Figure </w:t>
+      </w:r>
+      <w:r>
+        <w:rPr>
+          <w:noProof/>
+        </w:rPr>
+        <w:t>27</w:t>
+      </w:r>
+      <w:r>
+        <w:fldChar w:fldCharType="end"/>
+      </w:r>
+      <w:r>
+        <w:rPr>
+          <w:rFonts w:hint="eastAsia"/>
+        </w:rPr>
+        <w:t>所示。在该参数下截止层</w:t>
+      </w:r>
+      <w:r>
+        <w:rPr>
+          <w:rFonts w:hint="eastAsia"/>
+        </w:rPr>
+        <w:t>14</w:t>
+      </w:r>
+      <w:r>
+        <w:rPr>
+          <w:rFonts w:hint="eastAsia"/>
+        </w:rPr>
+        <w:t>面处的</w:t>
+      </w:r>
+      <w:r>
+        <w:rPr>
+          <w:rFonts w:hint="eastAsia"/>
+        </w:rPr>
+        <w:t>y</w:t>
+      </w:r>
+      <w:r>
+        <w:rPr>
+          <w:rFonts w:hint="eastAsia"/>
+        </w:rPr>
+        <w:t>方向波前曲率为</w:t>
+      </w:r>
+      <w:r>
+        <w:rPr>
+          <w:rFonts w:hint="eastAsia"/>
+        </w:rPr>
+        <w:t>608mm</w:t>
+      </w:r>
+      <w:r>
+        <w:rPr>
+          <w:rFonts w:hint="eastAsia"/>
+        </w:rPr>
+        <w:t>，光斑半径为</w:t>
+      </w:r>
+      <w:r>
+        <w:rPr>
+          <w:rFonts w:hint="eastAsia"/>
+        </w:rPr>
+        <w:t>90mm</w:t>
+      </w:r>
+      <w:r>
+        <w:rPr>
+          <w:rFonts w:hint="eastAsia"/>
+        </w:rPr>
+        <w:t>。通过调节透镜之间的相对位置可实现波前曲率和截止层的完全匹配。</w:t>
+      </w:r>
+    </w:p>
+    <w:p>
+      <w:pPr>
+        <w:pStyle w:val="a7"/>
+        <w:keepNext/>
+        <w:ind w:left="360"/>
+      </w:pPr>
+      <w:r>
+        <w:rPr>
+          <w:noProof/>
+        </w:rPr>
+        <w:lastRenderedPageBreak/>
+        <w:drawing>
+          <wp:inline distT="0" distB="0" distL="0" distR="0" wp14:anchorId="4B5570A5" wp14:editId="22B1B3C9">
+            <wp:extent cx="5943600" cy="1734185"/>
+            <wp:effectExtent l="0" t="0" r="0" b="0"/>
+            <wp:docPr id="405792053" name="图片 1"/>
+            <wp:cNvGraphicFramePr>
+              <a:graphicFrameLocks xmlns:a="http://schemas.openxmlformats.org/drawingml/2006/main" noChangeAspect="1"/>
+            </wp:cNvGraphicFramePr>
+            <a:graphic xmlns:a="http://schemas.openxmlformats.org/drawingml/2006/main">
+              <a:graphicData uri="http://schemas.openxmlformats.org/drawingml/2006/picture">
+                <pic:pic xmlns:pic="http://schemas.openxmlformats.org/drawingml/2006/picture">
+                  <pic:nvPicPr>
+                    <pic:cNvPr id="405792053" name=""/>
+                    <pic:cNvPicPr/>
+                  </pic:nvPicPr>
+                  <pic:blipFill>
+                    <a:blip r:embed="rId36"/>
+                    <a:stretch>
+                      <a:fillRect/>
+                    </a:stretch>
+                  </pic:blipFill>
+                  <pic:spPr>
+                    <a:xfrm>
+                      <a:off x="0" y="0"/>
+                      <a:ext cx="5943600" cy="1734185"/>
+                    </a:xfrm>
+                    <a:prstGeom prst="rect">
+                      <a:avLst/>
+                    </a:prstGeom>
+                  </pic:spPr>
+                </pic:pic>
+              </a:graphicData>
+            </a:graphic>
+          </wp:inline>
+        </w:drawing>
+      </w:r>
+    </w:p>
+    <w:p>
+      <w:pPr>
+        <w:pStyle w:val="a9"/>
+      </w:pPr>
+      <w:r>
+        <w:t xml:space="preserve">Figure </w:t>
+      </w:r>
+      <w:fldSimple w:instr=" SEQ Figure \* ARABIC ">
+        <w:r>
+          <w:rPr>
+            <w:noProof/>
+          </w:rPr>
+          <w:t>26</w:t>
+        </w:r>
+      </w:fldSimple>
+      <w:r>
+        <w:rPr>
+          <w:rFonts w:hint="eastAsia"/>
+        </w:rPr>
+        <w:t>.</w:t>
+      </w:r>
+      <w:r>
+        <w:rPr>
+          <w:rFonts w:hint="eastAsia"/>
+        </w:rPr>
+        <w:t>照明光路设计参数</w:t>
+      </w:r>
+    </w:p>
+    <w:p>
+      <w:pPr>
+        <w:pStyle w:val="a7"/>
+        <w:ind w:left="360"/>
+        <w:rPr>
+          <w:rFonts w:hint="eastAsia"/>
+        </w:rPr>
+      </w:pPr>
+    </w:p>
+    <w:p>
+      <w:pPr>
+        <w:pStyle w:val="a7"/>
+        <w:ind w:left="360"/>
+      </w:pPr>
+    </w:p>
+    <w:p>
+      <w:pPr>
+        <w:pStyle w:val="a7"/>
+        <w:keepNext/>
+        <w:ind w:left="360"/>
+      </w:pPr>
+      <w:r>
+        <w:rPr>
+          <w:noProof/>
+        </w:rPr>
+        <w:drawing>
+          <wp:inline distT="0" distB="0" distL="0" distR="0" wp14:anchorId="2736CB44" wp14:editId="4492A198">
+            <wp:extent cx="5943600" cy="4272280"/>
+            <wp:effectExtent l="0" t="0" r="0" b="0"/>
+            <wp:docPr id="1599710442" name="图片 1"/>
+            <wp:cNvGraphicFramePr>
+              <a:graphicFrameLocks xmlns:a="http://schemas.openxmlformats.org/drawingml/2006/main" noChangeAspect="1"/>
+            </wp:cNvGraphicFramePr>
+            <a:graphic xmlns:a="http://schemas.openxmlformats.org/drawingml/2006/main">
+              <a:graphicData uri="http://schemas.openxmlformats.org/drawingml/2006/picture">
+                <pic:pic xmlns:pic="http://schemas.openxmlformats.org/drawingml/2006/picture">
+                  <pic:nvPicPr>
+                    <pic:cNvPr id="1599710442" name=""/>
+                    <pic:cNvPicPr/>
+                  </pic:nvPicPr>
+                  <pic:blipFill>
+                    <a:blip r:embed="rId37"/>
+                    <a:stretch>
+                      <a:fillRect/>
+                    </a:stretch>
+                  </pic:blipFill>
+                  <pic:spPr>
+                    <a:xfrm>
+                      <a:off x="0" y="0"/>
+                      <a:ext cx="5943600" cy="4272280"/>
+                    </a:xfrm>
+                    <a:prstGeom prst="rect">
+                      <a:avLst/>
+                    </a:prstGeom>
+                  </pic:spPr>
+                </pic:pic>
+              </a:graphicData>
+            </a:graphic>
+          </wp:inline>
+        </w:drawing>
+      </w:r>
+    </w:p>
+    <w:p>
+      <w:pPr>
+        <w:pStyle w:val="a9"/>
+      </w:pPr>
+      <w:bookmarkStart w:id="9" w:name="_Ref239287405"/>
+      <w:r>
+        <w:t xml:space="preserve">Figure </w:t>
+      </w:r>
+      <w:fldSimple w:instr=" SEQ Figure \* ARABIC ">
+        <w:r>
+          <w:rPr>
+            <w:noProof/>
+          </w:rPr>
+          <w:t>27</w:t>
+        </w:r>
+      </w:fldSimple>
+      <w:bookmarkEnd w:id="9"/>
+      <w:r>
+        <w:rPr>
+          <w:rFonts w:hint="eastAsia"/>
+        </w:rPr>
+        <w:t>.</w:t>
+      </w:r>
+      <w:r>
+        <w:rPr>
+          <w:rFonts w:hint="eastAsia"/>
+        </w:rPr>
+        <w:t>高斯光学分析，其中采用发射源束腰半径</w:t>
+      </w:r>
+      <w:proofErr w:type="spellStart"/>
+      <w:r>
+        <w:rPr>
+          <w:rFonts w:hint="eastAsia"/>
+        </w:rPr>
+        <w:t>wx</w:t>
+      </w:r>
+      <w:proofErr w:type="spellEnd"/>
+      <w:r>
+        <w:rPr>
+          <w:rFonts w:hint="eastAsia"/>
+        </w:rPr>
+        <w:t xml:space="preserve">=7 mm, </w:t>
+      </w:r>
+      <w:proofErr w:type="spellStart"/>
+      <w:r>
+        <w:rPr>
+          <w:rFonts w:hint="eastAsia"/>
+        </w:rPr>
+        <w:t>wy</w:t>
+      </w:r>
+      <w:proofErr w:type="spellEnd"/>
+      <w:r>
+        <w:rPr>
+          <w:rFonts w:hint="eastAsia"/>
+        </w:rPr>
+        <w:t xml:space="preserve"> = 8mm,</w:t>
+      </w:r>
+      <w:r>
+        <w:rPr>
+          <w:rFonts w:hint="eastAsia"/>
+        </w:rPr>
+        <w:t>波长为</w:t>
+      </w:r>
+      <w:r>
+        <w:rPr>
+          <w:rFonts w:hint="eastAsia"/>
+        </w:rPr>
+        <w:t>4 mm.</w:t>
+      </w:r>
+    </w:p>
+    <w:p>
+      <w:pPr>
+        <w:pStyle w:val="a7"/>
+        <w:ind w:left="360"/>
+      </w:pPr>
+      <w:r>
+        <w:rPr>
+          <w:noProof/>
+        </w:rPr>
+        <w:lastRenderedPageBreak/>
+        <w:drawing>
+          <wp:inline distT="0" distB="0" distL="0" distR="0" wp14:anchorId="2CB21E92" wp14:editId="6790B2C1">
+            <wp:extent cx="5943600" cy="3419475"/>
+            <wp:effectExtent l="0" t="0" r="0" b="9525"/>
+            <wp:docPr id="540918248" name="图片 1"/>
+            <wp:cNvGraphicFramePr>
+              <a:graphicFrameLocks xmlns:a="http://schemas.openxmlformats.org/drawingml/2006/main" noChangeAspect="1"/>
+            </wp:cNvGraphicFramePr>
+            <a:graphic xmlns:a="http://schemas.openxmlformats.org/drawingml/2006/main">
+              <a:graphicData uri="http://schemas.openxmlformats.org/drawingml/2006/picture">
+                <pic:pic xmlns:pic="http://schemas.openxmlformats.org/drawingml/2006/picture">
+                  <pic:nvPicPr>
+                    <pic:cNvPr id="540918248" name=""/>
+                    <pic:cNvPicPr/>
+                  </pic:nvPicPr>
+                  <pic:blipFill>
+                    <a:blip r:embed="rId38"/>
+                    <a:stretch>
+                      <a:fillRect/>
+                    </a:stretch>
+                  </pic:blipFill>
+                  <pic:spPr>
+                    <a:xfrm>
+                      <a:off x="0" y="0"/>
+                      <a:ext cx="5943600" cy="3419475"/>
+                    </a:xfrm>
+                    <a:prstGeom prst="rect">
+                      <a:avLst/>
+                    </a:prstGeom>
+                  </pic:spPr>
+                </pic:pic>
+              </a:graphicData>
+            </a:graphic>
+          </wp:inline>
+        </w:drawing>
+      </w:r>
+    </w:p>
+    <w:p>
+      <w:pPr>
+        <w:pStyle w:val="a7"/>
+        <w:ind w:left="360"/>
+      </w:pPr>
+    </w:p>
+    <w:p>
+      <w:pPr>
+        <w:pStyle w:val="a7"/>
+        <w:ind w:left="360"/>
+      </w:pPr>
+      <w:r>
+        <w:rPr>
+          <w:noProof/>
+        </w:rPr>
+        <w:drawing>
+          <wp:inline distT="0" distB="0" distL="0" distR="0" wp14:anchorId="29085AAB" wp14:editId="410E3C52">
+            <wp:extent cx="5943600" cy="1521460"/>
+            <wp:effectExtent l="0" t="0" r="0" b="2540"/>
+            <wp:docPr id="499482015" name="图片 1"/>
+            <wp:cNvGraphicFramePr>
+              <a:graphicFrameLocks xmlns:a="http://schemas.openxmlformats.org/drawingml/2006/main" noChangeAspect="1"/>
+            </wp:cNvGraphicFramePr>
+            <a:graphic xmlns:a="http://schemas.openxmlformats.org/drawingml/2006/main">
+              <a:graphicData uri="http://schemas.openxmlformats.org/drawingml/2006/picture">
+                <pic:pic xmlns:pic="http://schemas.openxmlformats.org/drawingml/2006/picture">
+                  <pic:nvPicPr>
+                    <pic:cNvPr id="499482015" name=""/>
+                    <pic:cNvPicPr/>
+                  </pic:nvPicPr>
+                  <pic:blipFill>
+                    <a:blip r:embed="rId39"/>
+                    <a:stretch>
+                      <a:fillRect/>
+                    </a:stretch>
+                  </pic:blipFill>
+                  <pic:spPr>
+                    <a:xfrm>
+                      <a:off x="0" y="0"/>
+                      <a:ext cx="5943600" cy="1521460"/>
+                    </a:xfrm>
+                    <a:prstGeom prst="rect">
+                      <a:avLst/>
+                    </a:prstGeom>
+                  </pic:spPr>
+                </pic:pic>
+              </a:graphicData>
+            </a:graphic>
+          </wp:inline>
+        </w:drawing>
+      </w:r>
+    </w:p>
     <w:p/>
+    <w:p>
+      <w:r>
+        <w:rPr>
+          <w:rFonts w:hint="eastAsia"/>
+        </w:rPr>
+        <w:t>光学参数分析</w:t>
+      </w:r>
+    </w:p>
+    <w:p>
+      <w:pPr>
+        <w:ind w:firstLineChars="100" w:firstLine="220"/>
+      </w:pPr>
+      <w:r>
+        <w:rPr>
+          <w:rFonts w:hint="eastAsia"/>
+        </w:rPr>
+        <w:t>如</w:t>
+      </w:r>
+      <w:r>
+        <w:rPr>
+          <w:rFonts w:hint="eastAsia"/>
+        </w:rPr>
+        <w:t>图</w:t>
+      </w:r>
+      <w:r>
+        <w:fldChar w:fldCharType="begin"/>
+      </w:r>
+      <w:r>
+        <w:instrText xml:space="preserve"> </w:instrText>
+      </w:r>
+      <w:r>
+        <w:rPr>
+          <w:rFonts w:hint="eastAsia"/>
+        </w:rPr>
+        <w:instrText>REF _Ref239287704 \h</w:instrText>
+      </w:r>
+      <w:r>
+        <w:instrText xml:space="preserve"> </w:instrText>
+      </w:r>
+      <w:r>
+        <w:fldChar w:fldCharType="separate"/>
+      </w:r>
+      <w:r>
+        <w:t xml:space="preserve">Figure </w:t>
+      </w:r>
+      <w:r>
+        <w:rPr>
+          <w:noProof/>
+        </w:rPr>
+        <w:t>28</w:t>
+      </w:r>
+      <w:r>
+        <w:fldChar w:fldCharType="end"/>
+      </w:r>
+      <w:r>
+        <w:rPr>
+          <w:rFonts w:hint="eastAsia"/>
+        </w:rPr>
+        <w:t>所示，</w:t>
+      </w:r>
+      <w:r>
+        <w:rPr>
+          <w:rFonts w:hint="eastAsia"/>
+        </w:rPr>
+        <w:t>照明光路由</w:t>
+      </w:r>
+      <w:r>
+        <w:rPr>
+          <w:rFonts w:hint="eastAsia"/>
+        </w:rPr>
+        <w:t>一块</w:t>
+      </w:r>
+      <w:r>
+        <w:rPr>
+          <w:rFonts w:hint="eastAsia"/>
+        </w:rPr>
+        <w:t xml:space="preserve">gain lens </w:t>
+      </w:r>
+      <w:r>
+        <w:rPr>
+          <w:rFonts w:hint="eastAsia"/>
+        </w:rPr>
+        <w:t>，一块</w:t>
+      </w:r>
+      <w:r>
+        <w:rPr>
+          <w:rFonts w:hint="eastAsia"/>
+        </w:rPr>
+        <w:t xml:space="preserve">zoom lens </w:t>
+      </w:r>
+      <w:r>
+        <w:rPr>
+          <w:rFonts w:hint="eastAsia"/>
+        </w:rPr>
+        <w:t>，</w:t>
+      </w:r>
+      <w:r>
+        <w:rPr>
+          <w:rFonts w:hint="eastAsia"/>
+        </w:rPr>
+        <w:t xml:space="preserve"> </w:t>
+      </w:r>
+      <w:r>
+        <w:rPr>
+          <w:rFonts w:hint="eastAsia"/>
+        </w:rPr>
+        <w:t>一块</w:t>
+      </w:r>
+      <w:r>
+        <w:rPr>
+          <w:rFonts w:hint="eastAsia"/>
+        </w:rPr>
+        <w:t>反射镜</w:t>
+      </w:r>
+      <w:r>
+        <w:rPr>
+          <w:rFonts w:hint="eastAsia"/>
+        </w:rPr>
+        <w:t>，以及一块</w:t>
+      </w:r>
+      <w:r>
+        <w:rPr>
+          <w:rFonts w:hint="eastAsia"/>
+        </w:rPr>
+        <w:t>用于合并光路的分数片组成</w:t>
+      </w:r>
+      <w:r>
+        <w:rPr>
+          <w:rFonts w:hint="eastAsia"/>
+        </w:rPr>
+        <w:t>。</w:t>
+      </w:r>
+      <w:r>
+        <w:rPr>
+          <w:rFonts w:hint="eastAsia"/>
+        </w:rPr>
+        <w:t>假定发射源喇叭</w:t>
+      </w:r>
+      <w:r>
+        <w:rPr>
+          <w:rFonts w:hint="eastAsia"/>
+        </w:rPr>
+        <w:t>到</w:t>
+      </w:r>
+      <w:r>
+        <w:rPr>
+          <w:rFonts w:hint="eastAsia"/>
+        </w:rPr>
+        <w:t xml:space="preserve">gain lens </w:t>
+      </w:r>
+      <w:r>
+        <w:rPr>
+          <w:rFonts w:hint="eastAsia"/>
+        </w:rPr>
+        <w:t>的距离为</w:t>
+      </w:r>
+      <w:r>
+        <w:rPr>
+          <w:rFonts w:hint="eastAsia"/>
+        </w:rPr>
+        <w:t xml:space="preserve">s1, gain lens </w:t>
+      </w:r>
+      <w:r>
+        <w:rPr>
+          <w:rFonts w:hint="eastAsia"/>
+        </w:rPr>
+        <w:t>到</w:t>
+      </w:r>
+      <w:r>
+        <w:rPr>
+          <w:rFonts w:hint="eastAsia"/>
+        </w:rPr>
+        <w:t>zoom</w:t>
+      </w:r>
+      <w:r>
+        <w:rPr>
+          <w:rFonts w:hint="eastAsia"/>
+        </w:rPr>
+        <w:t>透镜的距离为</w:t>
+      </w:r>
+      <w:r>
+        <w:rPr>
+          <w:rFonts w:hint="eastAsia"/>
+        </w:rPr>
+        <w:t>s2</w:t>
+      </w:r>
+      <w:r>
+        <w:rPr>
+          <w:rFonts w:hint="eastAsia"/>
+        </w:rPr>
+        <w:t>。发射源、</w:t>
+      </w:r>
+      <w:r>
+        <w:rPr>
+          <w:rFonts w:hint="eastAsia"/>
+        </w:rPr>
+        <w:t>反射镜</w:t>
+      </w:r>
+      <w:r>
+        <w:rPr>
+          <w:rFonts w:hint="eastAsia"/>
+        </w:rPr>
+        <w:t>、</w:t>
+      </w:r>
+      <w:r>
+        <w:rPr>
+          <w:rFonts w:hint="eastAsia"/>
+        </w:rPr>
+        <w:t>beamsplitter</w:t>
+      </w:r>
+      <w:r>
+        <w:rPr>
+          <w:rFonts w:hint="eastAsia"/>
+        </w:rPr>
+        <w:t>、</w:t>
+      </w:r>
+      <w:r>
+        <w:rPr>
+          <w:rFonts w:hint="eastAsia"/>
+        </w:rPr>
+        <w:t>1</w:t>
+      </w:r>
+      <w:r>
+        <w:rPr>
+          <w:rFonts w:hint="eastAsia"/>
+          <w:vertAlign w:val="superscript"/>
+        </w:rPr>
+        <w:t>st</w:t>
+      </w:r>
+      <w:r>
+        <w:rPr>
+          <w:rFonts w:hint="eastAsia"/>
+        </w:rPr>
+        <w:t xml:space="preserve"> lens </w:t>
+      </w:r>
+      <w:r>
+        <w:rPr>
+          <w:rFonts w:hint="eastAsia"/>
+        </w:rPr>
+        <w:t>位置固定，通过调节</w:t>
+      </w:r>
+      <w:r>
+        <w:rPr>
+          <w:rFonts w:hint="eastAsia"/>
+        </w:rPr>
+        <w:t xml:space="preserve">s1 </w:t>
+      </w:r>
+      <w:r>
+        <w:rPr>
+          <w:rFonts w:hint="eastAsia"/>
+        </w:rPr>
+        <w:t>和</w:t>
+      </w:r>
+      <w:r>
+        <w:rPr>
+          <w:rFonts w:hint="eastAsia"/>
+        </w:rPr>
+        <w:t xml:space="preserve">s2 </w:t>
+      </w:r>
+      <w:r>
+        <w:rPr>
+          <w:rFonts w:hint="eastAsia"/>
+        </w:rPr>
+        <w:t>的位置，可实现对不同截止层曲率的匹配调节。</w:t>
+      </w:r>
+    </w:p>
+    <w:p>
+      <w:pPr>
+        <w:ind w:firstLineChars="100" w:firstLine="220"/>
+        <w:rPr>
+          <w:rFonts w:hint="eastAsia"/>
+        </w:rPr>
+      </w:pPr>
+      <w:r>
+        <w:rPr>
+          <w:rFonts w:hint="eastAsia"/>
+        </w:rPr>
+        <w:t>如图</w:t>
+      </w:r>
+      <w:r>
+        <w:fldChar w:fldCharType="begin"/>
+      </w:r>
+      <w:r>
+        <w:instrText xml:space="preserve"> </w:instrText>
+      </w:r>
+      <w:r>
+        <w:rPr>
+          <w:rFonts w:hint="eastAsia"/>
+        </w:rPr>
+        <w:instrText>REF _Ref239288627 \h</w:instrText>
+      </w:r>
+      <w:r>
+        <w:instrText xml:space="preserve"> </w:instrText>
+      </w:r>
+      <w:r>
+        <w:fldChar w:fldCharType="separate"/>
+      </w:r>
+      <w:r>
+        <w:t xml:space="preserve">Figure </w:t>
+      </w:r>
+      <w:r>
+        <w:rPr>
+          <w:noProof/>
+        </w:rPr>
+        <w:t>29</w:t>
+      </w:r>
+      <w:r>
+        <w:fldChar w:fldCharType="end"/>
+      </w:r>
+      <w:r>
+        <w:rPr>
+          <w:rFonts w:hint="eastAsia"/>
+        </w:rPr>
+        <w:t xml:space="preserve"> </w:t>
+      </w:r>
+      <w:r>
+        <w:rPr>
+          <w:rFonts w:hint="eastAsia"/>
+        </w:rPr>
+        <w:t>所示，如果截止层曲率为</w:t>
+      </w:r>
+      <w:r>
+        <w:rPr>
+          <w:rFonts w:hint="eastAsia"/>
+        </w:rPr>
+        <w:t xml:space="preserve">550 mm, </w:t>
+      </w:r>
+      <w:r>
+        <w:rPr>
+          <w:rFonts w:hint="eastAsia"/>
+        </w:rPr>
+        <w:t>可调节透镜位置</w:t>
+      </w:r>
+      <w:r>
+        <w:rPr>
+          <w:rFonts w:hint="eastAsia"/>
+        </w:rPr>
+        <w:t>s1 =200 mm</w:t>
+      </w:r>
+      <w:r>
+        <w:rPr>
+          <w:rFonts w:hint="eastAsia"/>
+        </w:rPr>
+        <w:t>，</w:t>
+      </w:r>
+      <w:r>
+        <w:rPr>
+          <w:rFonts w:hint="eastAsia"/>
+        </w:rPr>
+        <w:t xml:space="preserve">s2 = 200 mm </w:t>
+      </w:r>
+      <w:r>
+        <w:rPr>
+          <w:rFonts w:hint="eastAsia"/>
+        </w:rPr>
+        <w:t>以实现光学匹配。</w:t>
+      </w:r>
+    </w:p>
+    <w:p>
+      <w:pPr>
+        <w:keepNext/>
+        <w:jc w:val="center"/>
+      </w:pPr>
+      <w:r>
+        <w:lastRenderedPageBreak/>
+        <w:drawing>
+          <wp:inline distT="0" distB="0" distL="0" distR="0" wp14:anchorId="1AC62726" wp14:editId="53AF632C">
+            <wp:extent cx="5943600" cy="1736725"/>
+            <wp:effectExtent l="0" t="0" r="0" b="0"/>
+            <wp:docPr id="59" name="图片 58">
+              <a:extLst xmlns:a="http://schemas.openxmlformats.org/drawingml/2006/main">
+                <a:ext uri="{FF2B5EF4-FFF2-40B4-BE49-F238E27FC236}">
+                  <a16:creationId xmlns:a16="http://schemas.microsoft.com/office/drawing/2014/main" id="{2A342A3C-925C-A329-3172-2CBB036183BA}"/>
+                </a:ext>
+              </a:extLst>
+            </wp:docPr>
+            <wp:cNvGraphicFramePr>
+              <a:graphicFrameLocks xmlns:a="http://schemas.openxmlformats.org/drawingml/2006/main" noChangeAspect="1"/>
+            </wp:cNvGraphicFramePr>
+            <a:graphic xmlns:a="http://schemas.openxmlformats.org/drawingml/2006/main">
+              <a:graphicData uri="http://schemas.openxmlformats.org/drawingml/2006/picture">
+                <pic:pic xmlns:pic="http://schemas.openxmlformats.org/drawingml/2006/picture">
+                  <pic:nvPicPr>
+                    <pic:cNvPr id="59" name="图片 58">
+                      <a:extLst>
+                        <a:ext uri="{FF2B5EF4-FFF2-40B4-BE49-F238E27FC236}">
+                          <a16:creationId xmlns:a16="http://schemas.microsoft.com/office/drawing/2014/main" id="{2A342A3C-925C-A329-3172-2CBB036183BA}"/>
+                        </a:ext>
+                      </a:extLst>
+                    </pic:cNvPr>
+                    <pic:cNvPicPr>
+                      <a:picLocks noChangeAspect="1"/>
+                    </pic:cNvPicPr>
+                  </pic:nvPicPr>
+                  <pic:blipFill>
+                    <a:blip r:embed="rId40"/>
+                    <a:stretch>
+                      <a:fillRect/>
+                    </a:stretch>
+                  </pic:blipFill>
+                  <pic:spPr>
+                    <a:xfrm>
+                      <a:off x="0" y="0"/>
+                      <a:ext cx="5943600" cy="1736725"/>
+                    </a:xfrm>
+                    <a:prstGeom prst="rect">
+                      <a:avLst/>
+                    </a:prstGeom>
+                  </pic:spPr>
+                </pic:pic>
+              </a:graphicData>
+            </a:graphic>
+          </wp:inline>
+        </w:drawing>
+      </w:r>
+    </w:p>
+    <w:p>
+      <w:pPr>
+        <w:pStyle w:val="a9"/>
+        <w:jc w:val="center"/>
+      </w:pPr>
+      <w:bookmarkStart w:id="10" w:name="_Ref239287704"/>
+      <w:r>
+        <w:t xml:space="preserve">Figure </w:t>
+      </w:r>
+      <w:fldSimple w:instr=" SEQ Figure \* ARABIC ">
+        <w:r>
+          <w:rPr>
+            <w:noProof/>
+          </w:rPr>
+          <w:t>28</w:t>
+        </w:r>
+      </w:fldSimple>
+      <w:bookmarkEnd w:id="10"/>
+      <w:r>
+        <w:rPr>
+          <w:rFonts w:hint="eastAsia"/>
+        </w:rPr>
+        <w:t>.</w:t>
+      </w:r>
+      <w:r>
+        <w:rPr>
+          <w:rFonts w:hint="eastAsia"/>
+        </w:rPr>
+        <w:t>照明光路示意图</w:t>
+      </w:r>
+    </w:p>
+    <w:p/>
+    <w:p>
+      <w:pPr>
+        <w:keepNext/>
+      </w:pPr>
+      <w:r>
+        <w:drawing>
+          <wp:inline distT="0" distB="0" distL="0" distR="0" wp14:anchorId="72EAE72E" wp14:editId="7386D493">
+            <wp:extent cx="6279968" cy="2406650"/>
+            <wp:effectExtent l="0" t="0" r="6985" b="0"/>
+            <wp:docPr id="1679320426" name="图片 13">
+              <a:extLst xmlns:a="http://schemas.openxmlformats.org/drawingml/2006/main">
+                <a:ext uri="{FF2B5EF4-FFF2-40B4-BE49-F238E27FC236}">
+                  <a16:creationId xmlns:a16="http://schemas.microsoft.com/office/drawing/2014/main" id="{448A09EA-5C7D-7520-AFE0-8048363A6626}"/>
+                </a:ext>
+              </a:extLst>
+            </wp:docPr>
+            <wp:cNvGraphicFramePr>
+              <a:graphicFrameLocks xmlns:a="http://schemas.openxmlformats.org/drawingml/2006/main" noChangeAspect="1"/>
+            </wp:cNvGraphicFramePr>
+            <a:graphic xmlns:a="http://schemas.openxmlformats.org/drawingml/2006/main">
+              <a:graphicData uri="http://schemas.openxmlformats.org/drawingml/2006/picture">
+                <pic:pic xmlns:pic="http://schemas.openxmlformats.org/drawingml/2006/picture">
+                  <pic:nvPicPr>
+                    <pic:cNvPr id="14" name="图片 13">
+                      <a:extLst>
+                        <a:ext uri="{FF2B5EF4-FFF2-40B4-BE49-F238E27FC236}">
+                          <a16:creationId xmlns:a16="http://schemas.microsoft.com/office/drawing/2014/main" id="{448A09EA-5C7D-7520-AFE0-8048363A6626}"/>
+                        </a:ext>
+                      </a:extLst>
+                    </pic:cNvPr>
+                    <pic:cNvPicPr>
+                      <a:picLocks noChangeAspect="1"/>
+                    </pic:cNvPicPr>
+                  </pic:nvPicPr>
+                  <pic:blipFill>
+                    <a:blip r:embed="rId41"/>
+                    <a:stretch>
+                      <a:fillRect/>
+                    </a:stretch>
+                  </pic:blipFill>
+                  <pic:spPr>
+                    <a:xfrm>
+                      <a:off x="0" y="0"/>
+                      <a:ext cx="6283593" cy="2408039"/>
+                    </a:xfrm>
+                    <a:prstGeom prst="rect">
+                      <a:avLst/>
+                    </a:prstGeom>
+                  </pic:spPr>
+                </pic:pic>
+              </a:graphicData>
+            </a:graphic>
+          </wp:inline>
+        </w:drawing>
+      </w:r>
+    </w:p>
+    <w:p>
+      <w:pPr>
+        <w:pStyle w:val="a9"/>
+        <w:rPr>
+          <w:rFonts w:hint="eastAsia"/>
+        </w:rPr>
+      </w:pPr>
+      <w:bookmarkStart w:id="11" w:name="_Ref239288627"/>
+      <w:r>
+        <w:t xml:space="preserve">Figure </w:t>
+      </w:r>
+      <w:fldSimple w:instr=" SEQ Figure \* ARABIC ">
+        <w:r>
+          <w:rPr>
+            <w:noProof/>
+          </w:rPr>
+          <w:t>29</w:t>
+        </w:r>
+      </w:fldSimple>
+      <w:bookmarkEnd w:id="11"/>
+      <w:r>
+        <w:rPr>
+          <w:rFonts w:hint="eastAsia"/>
+        </w:rPr>
+        <w:t xml:space="preserve">. </w:t>
+      </w:r>
+      <w:r>
+        <w:rPr>
+          <w:rFonts w:hint="eastAsia"/>
+        </w:rPr>
+        <w:t>光学位置参数扫描：</w:t>
+      </w:r>
+      <w:r>
+        <w:rPr>
+          <w:rFonts w:hint="eastAsia"/>
+        </w:rPr>
+        <w:t>(a) s1 = 100 mm,(b)s1 = 200 mm</w:t>
+      </w:r>
+    </w:p>
     <w:sectPr>
       <w:pgSz w:w="12240" w:h="15840"/>
       <w:pgMar w:top="1440" w:right="1440" w:bottom="1440" w:left="1440" w:header="720" w:footer="720" w:gutter="0"/>
@@ -7181,7 +8443,7 @@
 </file>
 
 <file path=word/endnotes.xml><?xml version="1.0" encoding="utf-8"?>
-<w:endnotes xmlns:wpc="http://schemas.microsoft.com/office/word/2010/wordprocessingCanvas" xmlns:cx="http://schemas.microsoft.com/office/drawing/2014/chartex" xmlns:cx1="http://schemas.microsoft.com/office/drawing/2015/9/8/chartex" xmlns:cx2="http://schemas.microsoft.com/office/drawing/2015/10/21/chartex" xmlns:cx3="http://schemas.microsoft.com/office/drawing/2016/5/9/chartex" xmlns:cx4="http://schemas.microsoft.com/office/drawing/2016/5/10/chartex" xmlns:cx5="http://schemas.microsoft.com/office/drawing/2016/5/11/chartex" xmlns:cx6="http://schemas.microsoft.com/office/drawing/2016/5/12/chartex" xmlns:cx7="http://schemas.microsoft.com/office/drawing/2016/5/13/chartex" xmlns:cx8="http://schemas.microsoft.com/office/drawing/2016/5/14/chartex" xmlns:mc="http://schemas.openxmlformats.org/markup-compatibility/2006" xmlns:aink="http://schemas.microsoft.com/office/drawing/2016/ink" xmlns:am3d="http://schemas.microsoft.com/office/drawing/2017/model3d" xmlns:o="urn:schemas-microsoft-com:office:office" xmlns:oel="http://schemas.microsoft.com/office/2019/extlst" xmlns:r="http://schemas.openxmlformats.org/officeDocument/2006/relationships" xmlns:m="http://schemas.openxmlformats.org/officeDocument/2006/math" xmlns:v="urn:schemas-microsoft-com:vml" xmlns:wp14="http://schemas.microsoft.com/office/word/2010/wordprocessingDrawing" xmlns:wp="http://schemas.openxmlformats.org/drawingml/2006/wordprocessingDrawing" xmlns:w10="urn:schemas-microsoft-com:office:word" xmlns:w="http://schemas.openxmlformats.org/wordprocessingml/2006/main" xmlns:w14="http://schemas.microsoft.com/office/word/2010/wordml" xmlns:w15="http://schemas.microsoft.com/office/word/2012/wordml" xmlns:w16cei="http://schemas.microsoft.com/office/word/2026/wordml/cei" xmlns:w16cex="http://schemas.microsoft.com/office/word/2018/wordml/cex" xmlns:w16cid="http://schemas.microsoft.com/office/word/2016/wordml/cid" xmlns:w16="http://schemas.microsoft.com/office/word/2018/wordml" xmlns:w16du="http://schemas.microsoft.com/office/word/2023/wordml/word16du" xmlns:w16sdtdh="http://schemas.microsoft.com/office/word/2020/wordml/sdtdatahash" xmlns:w16sdtfl="http://schemas.microsoft.com/office/word/2024/wordml/sdtformatlock" xmlns:w16se="http://schemas.microsoft.com/office/word/2015/wordml/symex" xmlns:wpg="http://schemas.microsoft.com/office/word/2010/wordprocessingGroup" xmlns:wpi="http://schemas.microsoft.com/office/word/2010/wordprocessingInk" xmlns:wne="http://schemas.microsoft.com/office/word/2006/wordml" xmlns:wps="http://schemas.microsoft.com/office/word/2010/wordprocessingShape" mc:Ignorable="w14 w15 w16se w16cid w16 w16cex w16sdtdh w16sdtfl w16du wp14">
+<w:endnotes xmlns:wpc="http://schemas.microsoft.com/office/word/2010/wordprocessingCanvas" xmlns:cx="http://schemas.microsoft.com/office/drawing/2014/chartex" xmlns:cx1="http://schemas.microsoft.com/office/drawing/2015/9/8/chartex" xmlns:cx2="http://schemas.microsoft.com/office/drawing/2015/10/21/chartex" xmlns:cx3="http://schemas.microsoft.com/office/drawing/2016/5/9/chartex" xmlns:cx4="http://schemas.microsoft.com/office/drawing/2016/5/10/chartex" xmlns:cx5="http://schemas.microsoft.com/office/drawing/2016/5/11/chartex" xmlns:cx6="http://schemas.microsoft.com/office/drawing/2016/5/12/chartex" xmlns:cx7="http://schemas.microsoft.com/office/drawing/2016/5/13/chartex" xmlns:cx8="http://schemas.microsoft.com/office/drawing/2016/5/14/chartex" xmlns:mc="http://schemas.openxmlformats.org/markup-compatibility/2006" xmlns:aink="http://schemas.microsoft.com/office/drawing/2016/ink" xmlns:am3d="http://schemas.microsoft.com/office/drawing/2017/model3d" xmlns:o="urn:schemas-microsoft-com:office:office" xmlns:oel="http://schemas.microsoft.com/office/2019/extlst" xmlns:r="http://schemas.openxmlformats.org/officeDocument/2006/relationships" xmlns:m="http://schemas.openxmlformats.org/officeDocument/2006/math" xmlns:v="urn:schemas-microsoft-com:vml" xmlns:wp14="http://schemas.microsoft.com/office/word/2010/wordprocessingDrawing" xmlns:wp="http://schemas.openxmlformats.org/drawingml/2006/wordprocessingDrawing" xmlns:w10="urn:schemas-microsoft-com:office:word" xmlns:w="http://schemas.openxmlformats.org/wordprocessingml/2006/main" xmlns:w14="http://schemas.microsoft.com/office/word/2010/wordml" xmlns:w15="http://schemas.microsoft.com/office/word/2012/wordml" xmlns:w16cex="http://schemas.microsoft.com/office/word/2018/wordml/cex" xmlns:w16cid="http://schemas.microsoft.com/office/word/2016/wordml/cid" xmlns:w16="http://schemas.microsoft.com/office/word/2018/wordml" xmlns:w16du="http://schemas.microsoft.com/office/word/2023/wordml/word16du" xmlns:w16sdtdh="http://schemas.microsoft.com/office/word/2020/wordml/sdtdatahash" xmlns:w16sdtfl="http://schemas.microsoft.com/office/word/2024/wordml/sdtformatlock" xmlns:w16se="http://schemas.microsoft.com/office/word/2015/wordml/symex" xmlns:wpg="http://schemas.microsoft.com/office/word/2010/wordprocessingGroup" xmlns:wpi="http://schemas.microsoft.com/office/word/2010/wordprocessingInk" xmlns:wne="http://schemas.microsoft.com/office/word/2006/wordml" xmlns:wps="http://schemas.microsoft.com/office/word/2010/wordprocessingShape" mc:Ignorable="w14 w15 w16se w16cid w16 w16cex w16sdtdh w16sdtfl w16du wp14">
   <w:endnote w:type="separator" w:id="-1">
     <w:p>
       <w:pPr>
@@ -7206,7 +8468,7 @@
 </file>
 
 <file path=word/footnotes.xml><?xml version="1.0" encoding="utf-8"?>
-<w:footnotes xmlns:wpc="http://schemas.microsoft.com/office/word/2010/wordprocessingCanvas" xmlns:cx="http://schemas.microsoft.com/office/drawing/2014/chartex" xmlns:cx1="http://schemas.microsoft.com/office/drawing/2015/9/8/chartex" xmlns:cx2="http://schemas.microsoft.com/office/drawing/2015/10/21/chartex" xmlns:cx3="http://schemas.microsoft.com/office/drawing/2016/5/9/chartex" xmlns:cx4="http://schemas.microsoft.com/office/drawing/2016/5/10/chartex" xmlns:cx5="http://schemas.microsoft.com/office/drawing/2016/5/11/chartex" xmlns:cx6="http://schemas.microsoft.com/office/drawing/2016/5/12/chartex" xmlns:cx7="http://schemas.microsoft.com/office/drawing/2016/5/13/chartex" xmlns:cx8="http://schemas.microsoft.com/office/drawing/2016/5/14/chartex" xmlns:mc="http://schemas.openxmlformats.org/markup-compatibility/2006" xmlns:aink="http://schemas.microsoft.com/office/drawing/2016/ink" xmlns:am3d="http://schemas.microsoft.com/office/drawing/2017/model3d" xmlns:o="urn:schemas-microsoft-com:office:office" xmlns:oel="http://schemas.microsoft.com/office/2019/extlst" xmlns:r="http://schemas.openxmlformats.org/officeDocument/2006/relationships" xmlns:m="http://schemas.openxmlformats.org/officeDocument/2006/math" xmlns:v="urn:schemas-microsoft-com:vml" xmlns:wp14="http://schemas.microsoft.com/office/word/2010/wordprocessingDrawing" xmlns:wp="http://schemas.openxmlformats.org/drawingml/2006/wordprocessingDrawing" xmlns:w10="urn:schemas-microsoft-com:office:word" xmlns:w="http://schemas.openxmlformats.org/wordprocessingml/2006/main" xmlns:w14="http://schemas.microsoft.com/office/word/2010/wordml" xmlns:w15="http://schemas.microsoft.com/office/word/2012/wordml" xmlns:w16cei="http://schemas.microsoft.com/office/word/2026/wordml/cei" xmlns:w16cex="http://schemas.microsoft.com/office/word/2018/wordml/cex" xmlns:w16cid="http://schemas.microsoft.com/office/word/2016/wordml/cid" xmlns:w16="http://schemas.microsoft.com/office/word/2018/wordml" xmlns:w16du="http://schemas.microsoft.com/office/word/2023/wordml/word16du" xmlns:w16sdtdh="http://schemas.microsoft.com/office/word/2020/wordml/sdtdatahash" xmlns:w16sdtfl="http://schemas.microsoft.com/office/word/2024/wordml/sdtformatlock" xmlns:w16se="http://schemas.microsoft.com/office/word/2015/wordml/symex" xmlns:wpg="http://schemas.microsoft.com/office/word/2010/wordprocessingGroup" xmlns:wpi="http://schemas.microsoft.com/office/word/2010/wordprocessingInk" xmlns:wne="http://schemas.microsoft.com/office/word/2006/wordml" xmlns:wps="http://schemas.microsoft.com/office/word/2010/wordprocessingShape" mc:Ignorable="w14 w15 w16se w16cid w16 w16cex w16sdtdh w16sdtfl w16du wp14">
+<w:footnotes xmlns:wpc="http://schemas.microsoft.com/office/word/2010/wordprocessingCanvas" xmlns:cx="http://schemas.microsoft.com/office/drawing/2014/chartex" xmlns:cx1="http://schemas.microsoft.com/office/drawing/2015/9/8/chartex" xmlns:cx2="http://schemas.microsoft.com/office/drawing/2015/10/21/chartex" xmlns:cx3="http://schemas.microsoft.com/office/drawing/2016/5/9/chartex" xmlns:cx4="http://schemas.microsoft.com/office/drawing/2016/5/10/chartex" xmlns:cx5="http://schemas.microsoft.com/office/drawing/2016/5/11/chartex" xmlns:cx6="http://schemas.microsoft.com/office/drawing/2016/5/12/chartex" xmlns:cx7="http://schemas.microsoft.com/office/drawing/2016/5/13/chartex" xmlns:cx8="http://schemas.microsoft.com/office/drawing/2016/5/14/chartex" xmlns:mc="http://schemas.openxmlformats.org/markup-compatibility/2006" xmlns:aink="http://schemas.microsoft.com/office/drawing/2016/ink" xmlns:am3d="http://schemas.microsoft.com/office/drawing/2017/model3d" xmlns:o="urn:schemas-microsoft-com:office:office" xmlns:oel="http://schemas.microsoft.com/office/2019/extlst" xmlns:r="http://schemas.openxmlformats.org/officeDocument/2006/relationships" xmlns:m="http://schemas.openxmlformats.org/officeDocument/2006/math" xmlns:v="urn:schemas-microsoft-com:vml" xmlns:wp14="http://schemas.microsoft.com/office/word/2010/wordprocessingDrawing" xmlns:wp="http://schemas.openxmlformats.org/drawingml/2006/wordprocessingDrawing" xmlns:w10="urn:schemas-microsoft-com:office:word" xmlns:w="http://schemas.openxmlformats.org/wordprocessingml/2006/main" xmlns:w14="http://schemas.microsoft.com/office/word/2010/wordml" xmlns:w15="http://schemas.microsoft.com/office/word/2012/wordml" xmlns:w16cex="http://schemas.microsoft.com/office/word/2018/wordml/cex" xmlns:w16cid="http://schemas.microsoft.com/office/word/2016/wordml/cid" xmlns:w16="http://schemas.microsoft.com/office/word/2018/wordml" xmlns:w16du="http://schemas.microsoft.com/office/word/2023/wordml/word16du" xmlns:w16sdtdh="http://schemas.microsoft.com/office/word/2020/wordml/sdtdatahash" xmlns:w16sdtfl="http://schemas.microsoft.com/office/word/2024/wordml/sdtformatlock" xmlns:w16se="http://schemas.microsoft.com/office/word/2015/wordml/symex" xmlns:wpg="http://schemas.microsoft.com/office/word/2010/wordprocessingGroup" xmlns:wpi="http://schemas.microsoft.com/office/word/2010/wordprocessingInk" xmlns:wne="http://schemas.microsoft.com/office/word/2006/wordml" xmlns:wps="http://schemas.microsoft.com/office/word/2010/wordprocessingShape" mc:Ignorable="w14 w15 w16se w16cid w16 w16cex w16sdtdh w16sdtfl w16du wp14">
   <w:footnote w:type="separator" w:id="-1">
     <w:p>
       <w:pPr>
@@ -7231,7 +8493,7 @@
 </file>
 
 <file path=word/numbering.xml><?xml version="1.0" encoding="utf-8"?>
-<w:numbering xmlns:wpc="http://schemas.microsoft.com/office/word/2010/wordprocessingCanvas" xmlns:cx="http://schemas.microsoft.com/office/drawing/2014/chartex" xmlns:cx1="http://schemas.microsoft.com/office/drawing/2015/9/8/chartex" xmlns:cx2="http://schemas.microsoft.com/office/drawing/2015/10/21/chartex" xmlns:cx3="http://schemas.microsoft.com/office/drawing/2016/5/9/chartex" xmlns:cx4="http://schemas.microsoft.com/office/drawing/2016/5/10/chartex" xmlns:cx5="http://schemas.microsoft.com/office/drawing/2016/5/11/chartex" xmlns:cx6="http://schemas.microsoft.com/office/drawing/2016/5/12/chartex" xmlns:cx7="http://schemas.microsoft.com/office/drawing/2016/5/13/chartex" xmlns:cx8="http://schemas.microsoft.com/office/drawing/2016/5/14/chartex" xmlns:mc="http://schemas.openxmlformats.org/markup-compatibility/2006" xmlns:aink="http://schemas.microsoft.com/office/drawing/2016/ink" xmlns:am3d="http://schemas.microsoft.com/office/drawing/2017/model3d" xmlns:o="urn:schemas-microsoft-com:office:office" xmlns:oel="http://schemas.microsoft.com/office/2019/extlst" xmlns:r="http://schemas.openxmlformats.org/officeDocument/2006/relationships" xmlns:m="http://schemas.openxmlformats.org/officeDocument/2006/math" xmlns:v="urn:schemas-microsoft-com:vml" xmlns:wp14="http://schemas.microsoft.com/office/word/2010/wordprocessingDrawing" xmlns:wp="http://schemas.openxmlformats.org/drawingml/2006/wordprocessingDrawing" xmlns:w10="urn:schemas-microsoft-com:office:word" xmlns:w="http://schemas.openxmlformats.org/wordprocessingml/2006/main" xmlns:w14="http://schemas.microsoft.com/office/word/2010/wordml" xmlns:w15="http://schemas.microsoft.com/office/word/2012/wordml" xmlns:w16cei="http://schemas.microsoft.com/office/word/2026/wordml/cei" xmlns:w16cex="http://schemas.microsoft.com/office/word/2018/wordml/cex" xmlns:w16cid="http://schemas.microsoft.com/office/word/2016/wordml/cid" xmlns:w16="http://schemas.microsoft.com/office/word/2018/wordml" xmlns:w16du="http://schemas.microsoft.com/office/word/2023/wordml/word16du" xmlns:w16sdtdh="http://schemas.microsoft.com/office/word/2020/wordml/sdtdatahash" xmlns:w16sdtfl="http://schemas.microsoft.com/office/word/2024/wordml/sdtformatlock" xmlns:w16se="http://schemas.microsoft.com/office/word/2015/wordml/symex" xmlns:wpg="http://schemas.microsoft.com/office/word/2010/wordprocessingGroup" xmlns:wpi="http://schemas.microsoft.com/office/word/2010/wordprocessingInk" xmlns:wne="http://schemas.microsoft.com/office/word/2006/wordml" xmlns:wps="http://schemas.microsoft.com/office/word/2010/wordprocessingShape" mc:Ignorable="w14 w15 w16se w16cid w16 w16cex w16sdtdh w16sdtfl w16du wp14">
+<w:numbering xmlns:wpc="http://schemas.microsoft.com/office/word/2010/wordprocessingCanvas" xmlns:cx="http://schemas.microsoft.com/office/drawing/2014/chartex" xmlns:cx1="http://schemas.microsoft.com/office/drawing/2015/9/8/chartex" xmlns:cx2="http://schemas.microsoft.com/office/drawing/2015/10/21/chartex" xmlns:cx3="http://schemas.microsoft.com/office/drawing/2016/5/9/chartex" xmlns:cx4="http://schemas.microsoft.com/office/drawing/2016/5/10/chartex" xmlns:cx5="http://schemas.microsoft.com/office/drawing/2016/5/11/chartex" xmlns:cx6="http://schemas.microsoft.com/office/drawing/2016/5/12/chartex" xmlns:cx7="http://schemas.microsoft.com/office/drawing/2016/5/13/chartex" xmlns:cx8="http://schemas.microsoft.com/office/drawing/2016/5/14/chartex" xmlns:mc="http://schemas.openxmlformats.org/markup-compatibility/2006" xmlns:aink="http://schemas.microsoft.com/office/drawing/2016/ink" xmlns:am3d="http://schemas.microsoft.com/office/drawing/2017/model3d" xmlns:o="urn:schemas-microsoft-com:office:office" xmlns:oel="http://schemas.microsoft.com/office/2019/extlst" xmlns:r="http://schemas.openxmlformats.org/officeDocument/2006/relationships" xmlns:m="http://schemas.openxmlformats.org/officeDocument/2006/math" xmlns:v="urn:schemas-microsoft-com:vml" xmlns:wp14="http://schemas.microsoft.com/office/word/2010/wordprocessingDrawing" xmlns:wp="http://schemas.openxmlformats.org/drawingml/2006/wordprocessingDrawing" xmlns:w10="urn:schemas-microsoft-com:office:word" xmlns:w="http://schemas.openxmlformats.org/wordprocessingml/2006/main" xmlns:w14="http://schemas.microsoft.com/office/word/2010/wordml" xmlns:w15="http://schemas.microsoft.com/office/word/2012/wordml" xmlns:w16cex="http://schemas.microsoft.com/office/word/2018/wordml/cex" xmlns:w16cid="http://schemas.microsoft.com/office/word/2016/wordml/cid" xmlns:w16="http://schemas.microsoft.com/office/word/2018/wordml" xmlns:w16du="http://schemas.microsoft.com/office/word/2023/wordml/word16du" xmlns:w16sdtdh="http://schemas.microsoft.com/office/word/2020/wordml/sdtdatahash" xmlns:w16sdtfl="http://schemas.microsoft.com/office/word/2024/wordml/sdtformatlock" xmlns:w16se="http://schemas.microsoft.com/office/word/2015/wordml/symex" xmlns:wpg="http://schemas.microsoft.com/office/word/2010/wordprocessingGroup" xmlns:wpi="http://schemas.microsoft.com/office/word/2010/wordprocessingInk" xmlns:wne="http://schemas.microsoft.com/office/word/2006/wordml" xmlns:wps="http://schemas.microsoft.com/office/word/2010/wordprocessingShape" mc:Ignorable="w14 w15 w16se w16cid w16 w16cex w16sdtdh w16sdtfl w16du wp14">
   <w:abstractNum w:abstractNumId="0" w15:restartNumberingAfterBreak="0">
     <w:nsid w:val="1E8745FC"/>
     <w:multiLevelType w:val="hybridMultilevel"/>
@@ -7411,6 +8673,95 @@
     </w:lvl>
   </w:abstractNum>
   <w:abstractNum w:abstractNumId="2" w15:restartNumberingAfterBreak="0">
+    <w:nsid w:val="35134A79"/>
+    <w:multiLevelType w:val="hybridMultilevel"/>
+    <w:tmpl w:val="70446A00"/>
+    <w:lvl w:ilvl="0" w:tplc="5DA625A4">
+      <w:start w:val="1"/>
+      <w:numFmt w:val="lowerLetter"/>
+      <w:lvlText w:val="%1."/>
+      <w:lvlJc w:val="left"/>
+      <w:pPr>
+        <w:ind w:left="360" w:hanging="360"/>
+      </w:pPr>
+      <w:rPr>
+        <w:rFonts w:hint="default"/>
+      </w:rPr>
+    </w:lvl>
+    <w:lvl w:ilvl="1" w:tplc="04090019" w:tentative="1">
+      <w:start w:val="1"/>
+      <w:numFmt w:val="lowerLetter"/>
+      <w:lvlText w:val="%2)"/>
+      <w:lvlJc w:val="left"/>
+      <w:pPr>
+        <w:ind w:left="880" w:hanging="440"/>
+      </w:pPr>
+    </w:lvl>
+    <w:lvl w:ilvl="2" w:tplc="0409001B" w:tentative="1">
+      <w:start w:val="1"/>
+      <w:numFmt w:val="lowerRoman"/>
+      <w:lvlText w:val="%3."/>
+      <w:lvlJc w:val="right"/>
+      <w:pPr>
+        <w:ind w:left="1320" w:hanging="440"/>
+      </w:pPr>
+    </w:lvl>
+    <w:lvl w:ilvl="3" w:tplc="0409000F" w:tentative="1">
+      <w:start w:val="1"/>
+      <w:numFmt w:val="decimal"/>
+      <w:lvlText w:val="%4."/>
+      <w:lvlJc w:val="left"/>
+      <w:pPr>
+        <w:ind w:left="1760" w:hanging="440"/>
+      </w:pPr>
+    </w:lvl>
+    <w:lvl w:ilvl="4" w:tplc="04090019" w:tentative="1">
+      <w:start w:val="1"/>
+      <w:numFmt w:val="lowerLetter"/>
+      <w:lvlText w:val="%5)"/>
+      <w:lvlJc w:val="left"/>
+      <w:pPr>
+        <w:ind w:left="2200" w:hanging="440"/>
+      </w:pPr>
+    </w:lvl>
+    <w:lvl w:ilvl="5" w:tplc="0409001B" w:tentative="1">
+      <w:start w:val="1"/>
+      <w:numFmt w:val="lowerRoman"/>
+      <w:lvlText w:val="%6."/>
+      <w:lvlJc w:val="right"/>
+      <w:pPr>
+        <w:ind w:left="2640" w:hanging="440"/>
+      </w:pPr>
+    </w:lvl>
+    <w:lvl w:ilvl="6" w:tplc="0409000F" w:tentative="1">
+      <w:start w:val="1"/>
+      <w:numFmt w:val="decimal"/>
+      <w:lvlText w:val="%7."/>
+      <w:lvlJc w:val="left"/>
+      <w:pPr>
+        <w:ind w:left="3080" w:hanging="440"/>
+      </w:pPr>
+    </w:lvl>
+    <w:lvl w:ilvl="7" w:tplc="04090019" w:tentative="1">
+      <w:start w:val="1"/>
+      <w:numFmt w:val="lowerLetter"/>
+      <w:lvlText w:val="%8)"/>
+      <w:lvlJc w:val="left"/>
+      <w:pPr>
+        <w:ind w:left="3520" w:hanging="440"/>
+      </w:pPr>
+    </w:lvl>
+    <w:lvl w:ilvl="8" w:tplc="0409001B" w:tentative="1">
+      <w:start w:val="1"/>
+      <w:numFmt w:val="lowerRoman"/>
+      <w:lvlText w:val="%9."/>
+      <w:lvlJc w:val="right"/>
+      <w:pPr>
+        <w:ind w:left="3960" w:hanging="440"/>
+      </w:pPr>
+    </w:lvl>
+  </w:abstractNum>
+  <w:abstractNum w:abstractNumId="3" w15:restartNumberingAfterBreak="0">
     <w:nsid w:val="4D9C0FEF"/>
     <w:multiLevelType w:val="hybridMultilevel"/>
     <w:tmpl w:val="BF361626"/>
@@ -7499,7 +8850,7 @@
       </w:pPr>
     </w:lvl>
   </w:abstractNum>
-  <w:abstractNum w:abstractNumId="3" w15:restartNumberingAfterBreak="0">
+  <w:abstractNum w:abstractNumId="4" w15:restartNumberingAfterBreak="0">
     <w:nsid w:val="51074887"/>
     <w:multiLevelType w:val="hybridMultilevel"/>
     <w:tmpl w:val="50AC3D9C"/>
@@ -7588,11 +8939,11 @@
       </w:pPr>
     </w:lvl>
   </w:abstractNum>
-  <w:abstractNum w:abstractNumId="4" w15:restartNumberingAfterBreak="0">
-    <w:nsid w:val="5314743F"/>
+  <w:abstractNum w:abstractNumId="5" w15:restartNumberingAfterBreak="0">
+    <w:nsid w:val="526830B7"/>
     <w:multiLevelType w:val="hybridMultilevel"/>
-    <w:tmpl w:val="9386FC36"/>
-    <w:lvl w:ilvl="0" w:tplc="53704710">
+    <w:tmpl w:val="80DE5928"/>
+    <w:lvl w:ilvl="0" w:tplc="AB1A8D98">
       <w:start w:val="1"/>
       <w:numFmt w:val="decimal"/>
       <w:lvlText w:val="%1."/>
@@ -7677,11 +9028,11 @@
       </w:pPr>
     </w:lvl>
   </w:abstractNum>
-  <w:abstractNum w:abstractNumId="5" w15:restartNumberingAfterBreak="0">
-    <w:nsid w:val="7AA321B9"/>
+  <w:abstractNum w:abstractNumId="6" w15:restartNumberingAfterBreak="0">
+    <w:nsid w:val="5314743F"/>
     <w:multiLevelType w:val="hybridMultilevel"/>
-    <w:tmpl w:val="0FFEF5A0"/>
-    <w:lvl w:ilvl="0" w:tplc="8CECB632">
+    <w:tmpl w:val="9386FC36"/>
+    <w:lvl w:ilvl="0" w:tplc="53704710">
       <w:start w:val="1"/>
       <w:numFmt w:val="decimal"/>
       <w:lvlText w:val="%1."/>
@@ -7766,23 +9117,118 @@
       </w:pPr>
     </w:lvl>
   </w:abstractNum>
+  <w:abstractNum w:abstractNumId="7" w15:restartNumberingAfterBreak="0">
+    <w:nsid w:val="7AA321B9"/>
+    <w:multiLevelType w:val="hybridMultilevel"/>
+    <w:tmpl w:val="0FFEF5A0"/>
+    <w:lvl w:ilvl="0" w:tplc="8CECB632">
+      <w:start w:val="1"/>
+      <w:numFmt w:val="decimal"/>
+      <w:lvlText w:val="%1."/>
+      <w:lvlJc w:val="left"/>
+      <w:pPr>
+        <w:ind w:left="360" w:hanging="360"/>
+      </w:pPr>
+      <w:rPr>
+        <w:rFonts w:hint="default"/>
+      </w:rPr>
+    </w:lvl>
+    <w:lvl w:ilvl="1" w:tplc="04090019" w:tentative="1">
+      <w:start w:val="1"/>
+      <w:numFmt w:val="lowerLetter"/>
+      <w:lvlText w:val="%2)"/>
+      <w:lvlJc w:val="left"/>
+      <w:pPr>
+        <w:ind w:left="880" w:hanging="440"/>
+      </w:pPr>
+    </w:lvl>
+    <w:lvl w:ilvl="2" w:tplc="0409001B" w:tentative="1">
+      <w:start w:val="1"/>
+      <w:numFmt w:val="lowerRoman"/>
+      <w:lvlText w:val="%3."/>
+      <w:lvlJc w:val="right"/>
+      <w:pPr>
+        <w:ind w:left="1320" w:hanging="440"/>
+      </w:pPr>
+    </w:lvl>
+    <w:lvl w:ilvl="3" w:tplc="0409000F" w:tentative="1">
+      <w:start w:val="1"/>
+      <w:numFmt w:val="decimal"/>
+      <w:lvlText w:val="%4."/>
+      <w:lvlJc w:val="left"/>
+      <w:pPr>
+        <w:ind w:left="1760" w:hanging="440"/>
+      </w:pPr>
+    </w:lvl>
+    <w:lvl w:ilvl="4" w:tplc="04090019" w:tentative="1">
+      <w:start w:val="1"/>
+      <w:numFmt w:val="lowerLetter"/>
+      <w:lvlText w:val="%5)"/>
+      <w:lvlJc w:val="left"/>
+      <w:pPr>
+        <w:ind w:left="2200" w:hanging="440"/>
+      </w:pPr>
+    </w:lvl>
+    <w:lvl w:ilvl="5" w:tplc="0409001B" w:tentative="1">
+      <w:start w:val="1"/>
+      <w:numFmt w:val="lowerRoman"/>
+      <w:lvlText w:val="%6."/>
+      <w:lvlJc w:val="right"/>
+      <w:pPr>
+        <w:ind w:left="2640" w:hanging="440"/>
+      </w:pPr>
+    </w:lvl>
+    <w:lvl w:ilvl="6" w:tplc="0409000F" w:tentative="1">
+      <w:start w:val="1"/>
+      <w:numFmt w:val="decimal"/>
+      <w:lvlText w:val="%7."/>
+      <w:lvlJc w:val="left"/>
+      <w:pPr>
+        <w:ind w:left="3080" w:hanging="440"/>
+      </w:pPr>
+    </w:lvl>
+    <w:lvl w:ilvl="7" w:tplc="04090019" w:tentative="1">
+      <w:start w:val="1"/>
+      <w:numFmt w:val="lowerLetter"/>
+      <w:lvlText w:val="%8)"/>
+      <w:lvlJc w:val="left"/>
+      <w:pPr>
+        <w:ind w:left="3520" w:hanging="440"/>
+      </w:pPr>
+    </w:lvl>
+    <w:lvl w:ilvl="8" w:tplc="0409001B" w:tentative="1">
+      <w:start w:val="1"/>
+      <w:numFmt w:val="lowerRoman"/>
+      <w:lvlText w:val="%9."/>
+      <w:lvlJc w:val="right"/>
+      <w:pPr>
+        <w:ind w:left="3960" w:hanging="440"/>
+      </w:pPr>
+    </w:lvl>
+  </w:abstractNum>
   <w:num w:numId="1" w16cid:durableId="602880555">
     <w:abstractNumId w:val="1"/>
   </w:num>
   <w:num w:numId="2" w16cid:durableId="300428339">
-    <w:abstractNumId w:val="2"/>
+    <w:abstractNumId w:val="3"/>
   </w:num>
   <w:num w:numId="3" w16cid:durableId="457115925">
-    <w:abstractNumId w:val="4"/>
+    <w:abstractNumId w:val="6"/>
   </w:num>
   <w:num w:numId="4" w16cid:durableId="1642810573">
     <w:abstractNumId w:val="0"/>
   </w:num>
   <w:num w:numId="5" w16cid:durableId="586690742">
-    <w:abstractNumId w:val="3"/>
+    <w:abstractNumId w:val="4"/>
   </w:num>
   <w:num w:numId="6" w16cid:durableId="1196501389">
+    <w:abstractNumId w:val="7"/>
+  </w:num>
+  <w:num w:numId="7" w16cid:durableId="2010012666">
     <w:abstractNumId w:val="5"/>
+  </w:num>
+  <w:num w:numId="8" w16cid:durableId="1612857389">
+    <w:abstractNumId w:val="2"/>
   </w:num>
 </w:numbering>
 </file>

--- a/MIR 光学透镜设计.docx
+++ b/MIR 光学透镜设计.docx
@@ -200,13 +200,24 @@
         </m:sSup>
       </m:oMath>
       <w:r>
-        <w:t xml:space="preserve"> (Upgrade and first measurements of the fast ion loss detector on the HL-3 tokamak) </w:t>
-      </w:r>
-      <w:r>
-        <w:rPr>
-          <w:rFonts w:hint="eastAsia"/>
-        </w:rPr>
-        <w:t>。假设</w:t>
+        <w:t xml:space="preserve"> </w:t>
+      </w:r>
+      <w:proofErr w:type="gramStart"/>
+      <w:r>
+        <w:t xml:space="preserve">(Upgrade and first measurements of the fast ion loss detector on the HL-3 tokamak) </w:t>
+      </w:r>
+      <w:r>
+        <w:rPr>
+          <w:rFonts w:hint="eastAsia"/>
+        </w:rPr>
+        <w:t>。</w:t>
+      </w:r>
+      <w:proofErr w:type="gramEnd"/>
+      <w:r>
+        <w:rPr>
+          <w:rFonts w:hint="eastAsia"/>
+        </w:rPr>
+        <w:t>假设</w:t>
       </w:r>
       <w:r>
         <w:rPr>
@@ -359,7 +370,14 @@
         <w:rPr>
           <w:rFonts w:hint="eastAsia"/>
         </w:rPr>
-        <w:t>为参考标准</w:t>
+        <w:t>为参考</w:t>
+      </w:r>
+      <w:proofErr w:type="gramStart"/>
+      <w:r>
+        <w:rPr>
+          <w:rFonts w:hint="eastAsia"/>
+        </w:rPr>
+        <w:t>标准</w:t>
       </w:r>
       <w:r>
         <w:t xml:space="preserve"> (</w:t>
@@ -379,6 +397,7 @@
         </w:rPr>
         <w:t xml:space="preserve"> </w:t>
       </w:r>
+      <w:proofErr w:type="gramEnd"/>
       <w:r>
         <w:rPr>
           <w:rFonts w:hint="eastAsia"/>
@@ -493,13 +512,24 @@
         <w:t>.</w:t>
       </w:r>
       <w:r>
-        <w:t xml:space="preserve"> HL-3 </w:t>
-      </w:r>
-      <w:r>
-        <w:rPr>
-          <w:rFonts w:hint="eastAsia"/>
-        </w:rPr>
-        <w:t>径向密度分布和磁场分布设置参数</w:t>
+        <w:t xml:space="preserve"> HL</w:t>
+      </w:r>
+      <w:proofErr w:type="gramStart"/>
+      <w:r>
+        <w:t xml:space="preserve">-3 </w:t>
+      </w:r>
+      <w:r>
+        <w:rPr>
+          <w:rFonts w:hint="eastAsia"/>
+        </w:rPr>
+        <w:t>径向</w:t>
+      </w:r>
+      <w:proofErr w:type="gramEnd"/>
+      <w:r>
+        <w:rPr>
+          <w:rFonts w:hint="eastAsia"/>
+        </w:rPr>
+        <w:t>密度分布和磁场分布设置参数</w:t>
       </w:r>
     </w:p>
     <w:p>
@@ -658,7 +688,11 @@
         <w:t>.</w:t>
       </w:r>
       <w:r>
-        <w:t xml:space="preserve"> HL-3 Shot#6680 </w:t>
+        <w:t xml:space="preserve"> HL-3 Shot#</w:t>
+      </w:r>
+      <w:proofErr w:type="gramStart"/>
+      <w:r>
+        <w:t xml:space="preserve">6680 </w:t>
       </w:r>
       <w:r>
         <w:rPr>
@@ -666,6 +700,7 @@
         </w:rPr>
         <w:t>,</w:t>
       </w:r>
+      <w:proofErr w:type="gramEnd"/>
       <w:r>
         <w:t>1180ms</w:t>
       </w:r>
@@ -749,7 +784,14 @@
         <w:rPr>
           <w:rFonts w:hint="eastAsia"/>
         </w:rPr>
-        <w:t>工作频率区间约为</w:t>
+        <w:t>工作频率区间约</w:t>
+      </w:r>
+      <w:proofErr w:type="gramStart"/>
+      <w:r>
+        <w:rPr>
+          <w:rFonts w:hint="eastAsia"/>
+        </w:rPr>
+        <w:t>为</w:t>
       </w:r>
       <w:r>
         <w:rPr>
@@ -758,7 +800,11 @@
         <w:t xml:space="preserve"> </w:t>
       </w:r>
       <w:r>
-        <w:t>50 - 90 GHz</w:t>
+        <w:t xml:space="preserve">50 </w:t>
+      </w:r>
+      <w:proofErr w:type="gramEnd"/>
+      <w:r>
+        <w:t>- 90 GHz</w:t>
       </w:r>
       <w:r>
         <w:rPr>
@@ -767,13 +813,24 @@
         <w:t>，对应的空间覆盖了芯部到边界区间。其中</w:t>
       </w:r>
       <w:r>
-        <w:t xml:space="preserve">HL-3 </w:t>
-      </w:r>
-      <w:r>
-        <w:rPr>
-          <w:rFonts w:hint="eastAsia"/>
-        </w:rPr>
-        <w:t>大半径</w:t>
+        <w:t>HL</w:t>
+      </w:r>
+      <w:proofErr w:type="gramStart"/>
+      <w:r>
+        <w:t xml:space="preserve">-3 </w:t>
+      </w:r>
+      <w:r>
+        <w:rPr>
+          <w:rFonts w:hint="eastAsia"/>
+        </w:rPr>
+        <w:t>大半</w:t>
+      </w:r>
+      <w:proofErr w:type="gramEnd"/>
+      <w:r>
+        <w:rPr>
+          <w:rFonts w:hint="eastAsia"/>
+        </w:rPr>
+        <w:t>径</w:t>
       </w:r>
       <w:r>
         <w:rPr>
@@ -782,7 +839,11 @@
         <w:t>R</w:t>
       </w:r>
       <w:r>
-        <w:t xml:space="preserve">~1.78 </w:t>
+        <w:t>~</w:t>
+      </w:r>
+      <w:proofErr w:type="gramStart"/>
+      <w:r>
+        <w:t xml:space="preserve">1.78 </w:t>
       </w:r>
       <w:r>
         <w:rPr>
@@ -790,6 +851,7 @@
         </w:rPr>
         <w:t>m</w:t>
       </w:r>
+      <w:proofErr w:type="gramEnd"/>
       <w:r>
         <w:t>[</w:t>
       </w:r>
@@ -953,6 +1015,7 @@
       <w:r>
         <w:fldChar w:fldCharType="end"/>
       </w:r>
+      <w:proofErr w:type="gramStart"/>
       <w:r>
         <w:rPr>
           <w:rFonts w:hint="eastAsia"/>
@@ -962,6 +1025,7 @@
       <w:r>
         <w:t>a)</w:t>
       </w:r>
+      <w:proofErr w:type="gramEnd"/>
       <w:r>
         <w:rPr>
           <w:rFonts w:hint="eastAsia"/>
@@ -1001,6 +1065,7 @@
       <w:r>
         <w:fldChar w:fldCharType="end"/>
       </w:r>
+      <w:proofErr w:type="gramStart"/>
       <w:r>
         <w:rPr>
           <w:rFonts w:hint="eastAsia"/>
@@ -1008,7 +1073,11 @@
         <w:t>(</w:t>
       </w:r>
       <w:r>
-        <w:t xml:space="preserve">b) </w:t>
+        <w:t>b)</w:t>
+      </w:r>
+      <w:proofErr w:type="gramEnd"/>
+      <w:r>
+        <w:t xml:space="preserve"> </w:t>
       </w:r>
       <w:r>
         <w:rPr>
@@ -1046,6 +1115,7 @@
       <w:r>
         <w:fldChar w:fldCharType="end"/>
       </w:r>
+      <w:proofErr w:type="gramStart"/>
       <w:r>
         <w:rPr>
           <w:rFonts w:hint="eastAsia"/>
@@ -1055,6 +1125,7 @@
       <w:r>
         <w:t>)</w:t>
       </w:r>
+      <w:proofErr w:type="gramEnd"/>
       <w:r>
         <w:rPr>
           <w:rFonts w:hint="eastAsia"/>
@@ -1091,6 +1162,7 @@
       <w:r>
         <w:fldChar w:fldCharType="end"/>
       </w:r>
+      <w:proofErr w:type="gramStart"/>
       <w:r>
         <w:rPr>
           <w:rFonts w:hint="eastAsia"/>
@@ -1098,7 +1170,11 @@
         <w:t>(d</w:t>
       </w:r>
       <w:r>
-        <w:t xml:space="preserve">) </w:t>
+        <w:t>)</w:t>
+      </w:r>
+      <w:proofErr w:type="gramEnd"/>
+      <w:r>
+        <w:t xml:space="preserve"> </w:t>
       </w:r>
       <w:r>
         <w:rPr>
@@ -1124,6 +1200,7 @@
       <w:r>
         <w:t xml:space="preserve"> </w:t>
       </w:r>
+      <w:proofErr w:type="gramStart"/>
       <w:r>
         <w:rPr>
           <w:rFonts w:hint="eastAsia"/>
@@ -1137,7 +1214,11 @@
         <w:t xml:space="preserve"> </w:t>
       </w:r>
       <w:r>
-        <w:t>80 GH</w:t>
+        <w:t xml:space="preserve">80 </w:t>
+      </w:r>
+      <w:proofErr w:type="gramEnd"/>
+      <w:r>
+        <w:t>GH</w:t>
       </w:r>
       <w:r>
         <w:rPr>
@@ -1261,7 +1342,14 @@
         <w:rPr>
           <w:rFonts w:hint="eastAsia"/>
         </w:rPr>
-        <w:t>磁场分布</w:t>
+        <w:t>磁场</w:t>
+      </w:r>
+      <w:proofErr w:type="gramStart"/>
+      <w:r>
+        <w:rPr>
+          <w:rFonts w:hint="eastAsia"/>
+        </w:rPr>
+        <w:t>分布</w:t>
       </w:r>
       <w:r>
         <w:rPr>
@@ -1270,13 +1358,24 @@
         <w:t>，</w:t>
       </w:r>
       <w:r>
-        <w:t>(b)</w:t>
-      </w:r>
-      <w:r>
-        <w:rPr>
-          <w:rFonts w:hint="eastAsia"/>
-        </w:rPr>
-        <w:t>密度分布</w:t>
+        <w:t>(</w:t>
+      </w:r>
+      <w:proofErr w:type="gramEnd"/>
+      <w:r>
+        <w:t>b)</w:t>
+      </w:r>
+      <w:r>
+        <w:rPr>
+          <w:rFonts w:hint="eastAsia"/>
+        </w:rPr>
+        <w:t>密度</w:t>
+      </w:r>
+      <w:proofErr w:type="gramStart"/>
+      <w:r>
+        <w:rPr>
+          <w:rFonts w:hint="eastAsia"/>
+        </w:rPr>
+        <w:t>分布</w:t>
       </w:r>
       <w:r>
         <w:rPr>
@@ -1290,6 +1389,7 @@
         </w:rPr>
         <w:t>(</w:t>
       </w:r>
+      <w:proofErr w:type="gramEnd"/>
       <w:r>
         <w:t>c)</w:t>
       </w:r>
@@ -1297,7 +1397,14 @@
         <w:rPr>
           <w:rFonts w:hint="eastAsia"/>
         </w:rPr>
-        <w:t>右旋截止频率分布，</w:t>
+        <w:t>右旋截止频率</w:t>
+      </w:r>
+      <w:proofErr w:type="gramStart"/>
+      <w:r>
+        <w:rPr>
+          <w:rFonts w:hint="eastAsia"/>
+        </w:rPr>
+        <w:t>分布，</w:t>
       </w:r>
       <w:r>
         <w:rPr>
@@ -1305,6 +1412,7 @@
         </w:rPr>
         <w:t>(</w:t>
       </w:r>
+      <w:proofErr w:type="gramEnd"/>
       <w:r>
         <w:t xml:space="preserve">d)60GHz </w:t>
       </w:r>
@@ -1359,13 +1467,24 @@
         <w:t>z</w:t>
       </w:r>
       <w:r>
-        <w:t xml:space="preserve"> = [-0.4m 0.4m] </w:t>
-      </w:r>
-      <w:r>
-        <w:rPr>
-          <w:rFonts w:hint="eastAsia"/>
-        </w:rPr>
-        <w:t>区间截止层曲率拟合，得到截止层曲率沿约化半径的分布，如</w:t>
+        <w:t xml:space="preserve"> = [-0.4m 0.4m</w:t>
+      </w:r>
+      <w:proofErr w:type="gramStart"/>
+      <w:r>
+        <w:t xml:space="preserve">] </w:t>
+      </w:r>
+      <w:r>
+        <w:rPr>
+          <w:rFonts w:hint="eastAsia"/>
+        </w:rPr>
+        <w:t>区间</w:t>
+      </w:r>
+      <w:proofErr w:type="gramEnd"/>
+      <w:r>
+        <w:rPr>
+          <w:rFonts w:hint="eastAsia"/>
+        </w:rPr>
+        <w:t>截止层曲率拟合，得到截止层曲率沿约化半径的分布，如</w:t>
       </w:r>
       <w:r>
         <w:fldChar w:fldCharType="begin"/>
@@ -1413,7 +1532,11 @@
         <w:t>R</w:t>
       </w:r>
       <w:r>
-        <w:t xml:space="preserve">=0.55 </w:t>
+        <w:t>=</w:t>
+      </w:r>
+      <w:proofErr w:type="gramStart"/>
+      <w:r>
+        <w:t xml:space="preserve">0.55 </w:t>
       </w:r>
       <w:r>
         <w:rPr>
@@ -1424,6 +1547,7 @@
       <w:r>
         <w:t xml:space="preserve"> </w:t>
       </w:r>
+      <w:proofErr w:type="gramEnd"/>
       <w:r>
         <w:rPr>
           <w:rFonts w:hint="eastAsia"/>
@@ -1527,7 +1651,14 @@
         <w:rPr>
           <w:rFonts w:hint="eastAsia"/>
         </w:rPr>
-        <w:t>区间截止层，</w:t>
+        <w:t>区间截止</w:t>
+      </w:r>
+      <w:proofErr w:type="gramStart"/>
+      <w:r>
+        <w:rPr>
+          <w:rFonts w:hint="eastAsia"/>
+        </w:rPr>
+        <w:t>层，</w:t>
       </w:r>
       <w:r>
         <w:rPr>
@@ -1535,6 +1666,7 @@
         </w:rPr>
         <w:t>(</w:t>
       </w:r>
+      <w:proofErr w:type="gramEnd"/>
       <w:r>
         <w:t>b)</w:t>
       </w:r>
@@ -1554,6 +1686,7 @@
         </w:rPr>
         <w:t>III</w:t>
       </w:r>
+      <w:proofErr w:type="gramStart"/>
       <w:r>
         <w:rPr>
           <w:rFonts w:hint="eastAsia"/>
@@ -1570,10 +1703,18 @@
         <w:rPr>
           <w:rFonts w:hint="eastAsia"/>
         </w:rPr>
-        <w:t>接收透镜设计</w:t>
-      </w:r>
-    </w:p>
-    <w:p>
+        <w:t>接收</w:t>
+      </w:r>
+      <w:proofErr w:type="gramEnd"/>
+      <w:r>
+        <w:rPr>
+          <w:rFonts w:hint="eastAsia"/>
+        </w:rPr>
+        <w:t>透镜设计</w:t>
+      </w:r>
+    </w:p>
+    <w:p>
+      <w:proofErr w:type="gramStart"/>
       <w:r>
         <w:t xml:space="preserve">3.1 </w:t>
       </w:r>
@@ -1581,7 +1722,14 @@
         <w:rPr>
           <w:rFonts w:hint="eastAsia"/>
         </w:rPr>
-        <w:t>匹配光学分析</w:t>
+        <w:t>匹配</w:t>
+      </w:r>
+      <w:proofErr w:type="gramEnd"/>
+      <w:r>
+        <w:rPr>
+          <w:rFonts w:hint="eastAsia"/>
+        </w:rPr>
+        <w:t>光学分析</w:t>
       </w:r>
     </w:p>
     <w:p>
@@ -2001,6 +2149,7 @@
       <w:r>
         <w:t>Lense</w:t>
       </w:r>
+      <w:proofErr w:type="gramStart"/>
       <w:r>
         <w:rPr>
           <w:rFonts w:hint="eastAsia"/>
@@ -2011,20 +2160,43 @@
         <w:rPr>
           <w:rFonts w:hint="eastAsia"/>
         </w:rPr>
-        <w:t xml:space="preserve"> 1.85 m, </w:t>
-      </w:r>
-      <w:r>
-        <w:rPr>
-          <w:rFonts w:hint="eastAsia"/>
-        </w:rPr>
-        <w:t>截止层曲率半径为</w:t>
-      </w:r>
+        <w:t xml:space="preserve"> 1.85 </w:t>
+      </w:r>
+      <w:proofErr w:type="gramEnd"/>
+      <w:r>
+        <w:rPr>
+          <w:rFonts w:hint="eastAsia"/>
+        </w:rPr>
+        <w:t>m</w:t>
+      </w:r>
+      <w:proofErr w:type="gramStart"/>
+      <w:r>
+        <w:rPr>
+          <w:rFonts w:hint="eastAsia"/>
+        </w:rPr>
+        <w:t xml:space="preserve">, </w:t>
+      </w:r>
+      <w:r>
+        <w:rPr>
+          <w:rFonts w:hint="eastAsia"/>
+        </w:rPr>
+        <w:t>截止</w:t>
+      </w:r>
+      <w:proofErr w:type="gramEnd"/>
+      <w:r>
+        <w:rPr>
+          <w:rFonts w:hint="eastAsia"/>
+        </w:rPr>
+        <w:t>层曲率半径为</w:t>
+      </w:r>
+      <w:proofErr w:type="gramStart"/>
       <w:r>
         <w:rPr>
           <w:rFonts w:hint="eastAsia"/>
         </w:rPr>
         <w:t>0.55 m</w:t>
       </w:r>
+      <w:proofErr w:type="gramEnd"/>
       <w:r>
         <w:rPr>
           <w:rFonts w:hint="eastAsia"/>
@@ -2035,7 +2207,21 @@
         <w:rPr>
           <w:rFonts w:hint="eastAsia"/>
         </w:rPr>
-        <w:t xml:space="preserve">y=[-0.15 0.15]m . </w:t>
+        <w:t>y=[-0.15 0.15]m</w:t>
+      </w:r>
+      <w:proofErr w:type="gramStart"/>
+      <w:r>
+        <w:rPr>
+          <w:rFonts w:hint="eastAsia"/>
+        </w:rPr>
+        <w:t xml:space="preserve"> .</w:t>
+      </w:r>
+      <w:proofErr w:type="gramEnd"/>
+      <w:r>
+        <w:rPr>
+          <w:rFonts w:hint="eastAsia"/>
+        </w:rPr>
+        <w:t xml:space="preserve"> </w:t>
       </w:r>
       <w:r>
         <w:rPr>
@@ -2077,20 +2263,42 @@
         <w:rPr>
           <w:rFonts w:hint="eastAsia"/>
         </w:rPr>
-        <w:t xml:space="preserve">R = 1.65 m, </w:t>
-      </w:r>
-      <w:r>
-        <w:rPr>
-          <w:rFonts w:hint="eastAsia"/>
-        </w:rPr>
-        <w:t>高密度聚乙烯材料，</w:t>
-      </w:r>
-      <w:r>
-        <w:rPr>
-          <w:rFonts w:hint="eastAsia"/>
-        </w:rPr>
-        <w:t>n =  1.623449</w:t>
-      </w:r>
+        <w:t xml:space="preserve">R = </w:t>
+      </w:r>
+      <w:proofErr w:type="gramStart"/>
+      <w:r>
+        <w:rPr>
+          <w:rFonts w:hint="eastAsia"/>
+        </w:rPr>
+        <w:t xml:space="preserve">1.65 m, </w:t>
+      </w:r>
+      <w:r>
+        <w:rPr>
+          <w:rFonts w:hint="eastAsia"/>
+        </w:rPr>
+        <w:t>高密度</w:t>
+      </w:r>
+      <w:proofErr w:type="gramEnd"/>
+      <w:r>
+        <w:rPr>
+          <w:rFonts w:hint="eastAsia"/>
+        </w:rPr>
+        <w:t>聚乙烯材料，</w:t>
+      </w:r>
+      <w:r>
+        <w:rPr>
+          <w:rFonts w:hint="eastAsia"/>
+        </w:rPr>
+        <w:t xml:space="preserve">n </w:t>
+      </w:r>
+      <w:proofErr w:type="gramStart"/>
+      <w:r>
+        <w:rPr>
+          <w:rFonts w:hint="eastAsia"/>
+        </w:rPr>
+        <w:t>=  1.623449</w:t>
+      </w:r>
+      <w:proofErr w:type="gramEnd"/>
       <w:r>
         <w:rPr>
           <w:rFonts w:hint="eastAsia"/>
@@ -2101,8 +2309,16 @@
         <w:rPr>
           <w:rFonts w:hint="eastAsia"/>
         </w:rPr>
-        <w:t>t = 200 mm</w:t>
-      </w:r>
+        <w:t xml:space="preserve">t = </w:t>
+      </w:r>
+      <w:proofErr w:type="gramStart"/>
+      <w:r>
+        <w:rPr>
+          <w:rFonts w:hint="eastAsia"/>
+        </w:rPr>
+        <w:t>200 mm</w:t>
+      </w:r>
+      <w:proofErr w:type="gramEnd"/>
       <w:r>
         <w:rPr>
           <w:rFonts w:hint="eastAsia"/>
@@ -2149,7 +2365,14 @@
         <w:rPr>
           <w:rFonts w:hint="eastAsia"/>
         </w:rPr>
-        <w:t>5 = 2.</w:t>
+        <w:t xml:space="preserve">5 = </w:t>
+      </w:r>
+      <w:proofErr w:type="gramStart"/>
+      <w:r>
+        <w:rPr>
+          <w:rFonts w:hint="eastAsia"/>
+        </w:rPr>
+        <w:t>2.</w:t>
       </w:r>
       <w:r>
         <w:rPr>
@@ -2169,6 +2392,7 @@
         </w:rPr>
         <w:t>根据</w:t>
       </w:r>
+      <w:proofErr w:type="gramEnd"/>
       <w:r>
         <w:rPr>
           <w:rFonts w:hint="eastAsia"/>
@@ -2215,6 +2439,7 @@
         </w:rPr>
         <w:t xml:space="preserve"> </w:t>
       </w:r>
+      <w:proofErr w:type="gramStart"/>
       <w:r>
         <w:rPr>
           <w:rFonts w:ascii="Cambria Math" w:hAnsi="Cambria Math" w:hint="eastAsia"/>
@@ -2234,57 +2459,74 @@
           <w:rFonts w:ascii="Cambria Math" w:hAnsi="Cambria Math" w:hint="eastAsia"/>
           <w:iCs/>
         </w:rPr>
-        <w:t>物像方程</w:t>
-      </w:r>
+        <w:t>物像</w:t>
+      </w:r>
+      <w:proofErr w:type="gramEnd"/>
       <w:r>
         <w:rPr>
           <w:rFonts w:ascii="Cambria Math" w:hAnsi="Cambria Math" w:hint="eastAsia"/>
           <w:iCs/>
         </w:rPr>
-        <w:t>和</w:t>
+        <w:t>方程</w:t>
       </w:r>
       <w:r>
         <w:rPr>
           <w:rFonts w:ascii="Cambria Math" w:hAnsi="Cambria Math" w:hint="eastAsia"/>
           <w:iCs/>
         </w:rPr>
-        <w:t>主平面分析</w:t>
+        <w:t>和</w:t>
       </w:r>
       <w:r>
         <w:rPr>
           <w:rFonts w:ascii="Cambria Math" w:hAnsi="Cambria Math" w:hint="eastAsia"/>
           <w:iCs/>
         </w:rPr>
-        <w:t>得到对应物点位置为</w:t>
+        <w:t>主平面分析</w:t>
       </w:r>
       <w:r>
         <w:rPr>
           <w:rFonts w:ascii="Cambria Math" w:hAnsi="Cambria Math" w:hint="eastAsia"/>
           <w:iCs/>
         </w:rPr>
-        <w:t>x0 =</w:t>
+        <w:t>得到对应物点位置为</w:t>
       </w:r>
       <w:r>
         <w:rPr>
           <w:rFonts w:ascii="Cambria Math" w:hAnsi="Cambria Math" w:hint="eastAsia"/>
           <w:iCs/>
         </w:rPr>
-        <w:t xml:space="preserve"> -2.9</w:t>
+        <w:t>x0 =</w:t>
       </w:r>
       <w:r>
         <w:rPr>
           <w:rFonts w:ascii="Cambria Math" w:hAnsi="Cambria Math" w:hint="eastAsia"/>
           <w:iCs/>
         </w:rPr>
-        <w:t>48</w:t>
-      </w:r>
+        <w:t xml:space="preserve"> </w:t>
+      </w:r>
+      <w:proofErr w:type="gramStart"/>
       <w:r>
         <w:rPr>
           <w:rFonts w:ascii="Cambria Math" w:hAnsi="Cambria Math" w:hint="eastAsia"/>
           <w:iCs/>
         </w:rPr>
+        <w:t>-2.9</w:t>
+      </w:r>
+      <w:r>
+        <w:rPr>
+          <w:rFonts w:ascii="Cambria Math" w:hAnsi="Cambria Math" w:hint="eastAsia"/>
+          <w:iCs/>
+        </w:rPr>
+        <w:t>48</w:t>
+      </w:r>
+      <w:r>
+        <w:rPr>
+          <w:rFonts w:ascii="Cambria Math" w:hAnsi="Cambria Math" w:hint="eastAsia"/>
+          <w:iCs/>
+        </w:rPr>
         <w:t xml:space="preserve"> m </w:t>
       </w:r>
+      <w:proofErr w:type="gramEnd"/>
       <w:r>
         <w:rPr>
           <w:rFonts w:ascii="Cambria Math" w:hAnsi="Cambria Math" w:hint="eastAsia"/>
@@ -2508,7 +2750,14 @@
         <w:rPr>
           <w:rFonts w:ascii="Cambria Math" w:hAnsi="Cambria Math" w:hint="eastAsia"/>
         </w:rPr>
-        <w:t xml:space="preserve">=0.6552 </w:t>
+        <w:t>=</w:t>
+      </w:r>
+      <w:proofErr w:type="gramStart"/>
+      <w:r>
+        <w:rPr>
+          <w:rFonts w:ascii="Cambria Math" w:hAnsi="Cambria Math" w:hint="eastAsia"/>
+        </w:rPr>
+        <w:t xml:space="preserve">0.6552 </w:t>
       </w:r>
       <w:r>
         <w:rPr>
@@ -2517,6 +2766,7 @@
         </w:rPr>
         <w:t>m</w:t>
       </w:r>
+      <w:proofErr w:type="gramEnd"/>
       <w:r>
         <w:rPr>
           <w:rFonts w:ascii="Cambria Math" w:hAnsi="Cambria Math" w:hint="eastAsia"/>
@@ -2664,160 +2914,201 @@
           <w:rFonts w:ascii="Cambria Math" w:hAnsi="Cambria Math" w:hint="eastAsia"/>
           <w:iCs/>
         </w:rPr>
-        <w:t>Field curvature Adjustment(FCA)</w:t>
-      </w:r>
+        <w:t>Field curvature Adjustment</w:t>
+      </w:r>
+      <w:proofErr w:type="gramStart"/>
       <w:r>
         <w:rPr>
           <w:rFonts w:ascii="Cambria Math" w:hAnsi="Cambria Math" w:hint="eastAsia"/>
           <w:iCs/>
         </w:rPr>
-        <w:t>凹透镜</w:t>
+        <w:t>(FCA)</w:t>
       </w:r>
       <w:r>
         <w:rPr>
           <w:rFonts w:ascii="Cambria Math" w:hAnsi="Cambria Math" w:hint="eastAsia"/>
           <w:iCs/>
         </w:rPr>
-        <w:t>,</w:t>
+        <w:t>凹透镜</w:t>
       </w:r>
       <w:r>
         <w:rPr>
           <w:rFonts w:ascii="Cambria Math" w:hAnsi="Cambria Math" w:hint="eastAsia"/>
           <w:iCs/>
         </w:rPr>
-        <w:t>使其之前的平行光线经过凹透镜后变换</w:t>
-      </w:r>
+        <w:t>,</w:t>
+      </w:r>
+      <w:proofErr w:type="gramEnd"/>
       <w:r>
         <w:rPr>
           <w:rFonts w:ascii="Cambria Math" w:hAnsi="Cambria Math" w:hint="eastAsia"/>
           <w:iCs/>
         </w:rPr>
-        <w:t>为目标光线。</w:t>
+        <w:t>使其之前的平行光线经过凹透镜后变换</w:t>
       </w:r>
       <w:r>
         <w:rPr>
           <w:rFonts w:ascii="Cambria Math" w:hAnsi="Cambria Math" w:hint="eastAsia"/>
           <w:iCs/>
         </w:rPr>
-        <w:t>假设凹透镜的焦距为</w:t>
+        <w:t>为目标光线。</w:t>
       </w:r>
       <w:r>
         <w:rPr>
           <w:rFonts w:ascii="Cambria Math" w:hAnsi="Cambria Math" w:hint="eastAsia"/>
           <w:iCs/>
         </w:rPr>
-        <w:t>fc</w:t>
+        <w:t>假设凹透镜的焦距为</w:t>
       </w:r>
       <w:r>
         <w:rPr>
           <w:rFonts w:ascii="Cambria Math" w:hAnsi="Cambria Math" w:hint="eastAsia"/>
           <w:iCs/>
         </w:rPr>
-        <w:t>，将其放置于</w:t>
+        <w:t>fc</w:t>
       </w:r>
       <w:r>
         <w:rPr>
           <w:rFonts w:ascii="Cambria Math" w:hAnsi="Cambria Math" w:hint="eastAsia"/>
           <w:iCs/>
         </w:rPr>
-        <w:t>|</w:t>
+        <w:t>，将其放置于</w:t>
       </w:r>
       <w:r>
         <w:rPr>
           <w:rFonts w:ascii="Cambria Math" w:hAnsi="Cambria Math" w:hint="eastAsia"/>
           <w:iCs/>
         </w:rPr>
-        <w:t>x0</w:t>
+        <w:t>|</w:t>
       </w:r>
       <w:r>
         <w:rPr>
           <w:rFonts w:ascii="Cambria Math" w:hAnsi="Cambria Math" w:hint="eastAsia"/>
           <w:iCs/>
         </w:rPr>
-        <w:t>|-|</w:t>
+        <w:t>x0</w:t>
       </w:r>
       <w:r>
         <w:rPr>
           <w:rFonts w:ascii="Cambria Math" w:hAnsi="Cambria Math" w:hint="eastAsia"/>
           <w:iCs/>
         </w:rPr>
-        <w:t>f</w:t>
+        <w:t>|-|</w:t>
       </w:r>
       <w:r>
         <w:rPr>
           <w:rFonts w:ascii="Cambria Math" w:hAnsi="Cambria Math" w:hint="eastAsia"/>
           <w:iCs/>
         </w:rPr>
-        <w:t xml:space="preserve">c| </w:t>
+        <w:t>f</w:t>
       </w:r>
       <w:r>
         <w:rPr>
           <w:rFonts w:ascii="Cambria Math" w:hAnsi="Cambria Math" w:hint="eastAsia"/>
           <w:iCs/>
         </w:rPr>
-        <w:t>处即可实现目标光线。</w:t>
-      </w:r>
+        <w:t>c</w:t>
+      </w:r>
+      <w:proofErr w:type="gramStart"/>
       <w:r>
         <w:rPr>
           <w:rFonts w:ascii="Cambria Math" w:hAnsi="Cambria Math" w:hint="eastAsia"/>
           <w:iCs/>
         </w:rPr>
-        <w:t>取凹透镜参数为</w:t>
+        <w:t xml:space="preserve">| </w:t>
       </w:r>
       <w:r>
         <w:rPr>
           <w:rFonts w:ascii="Cambria Math" w:hAnsi="Cambria Math" w:hint="eastAsia"/>
           <w:iCs/>
         </w:rPr>
-        <w:t xml:space="preserve">R1= -900mm </w:t>
-      </w:r>
+        <w:t>处</w:t>
+      </w:r>
+      <w:proofErr w:type="gramEnd"/>
       <w:r>
         <w:rPr>
           <w:rFonts w:ascii="Cambria Math" w:hAnsi="Cambria Math" w:hint="eastAsia"/>
           <w:iCs/>
         </w:rPr>
-        <w:t>，</w:t>
+        <w:t>即可实现目标光线。</w:t>
       </w:r>
       <w:r>
         <w:rPr>
           <w:rFonts w:ascii="Cambria Math" w:hAnsi="Cambria Math" w:hint="eastAsia"/>
           <w:iCs/>
         </w:rPr>
-        <w:t xml:space="preserve">R2= infinity </w:t>
+        <w:t>取凹透镜参数为</w:t>
       </w:r>
       <w:r>
         <w:rPr>
           <w:rFonts w:ascii="Cambria Math" w:hAnsi="Cambria Math" w:hint="eastAsia"/>
           <w:iCs/>
         </w:rPr>
-        <w:t xml:space="preserve">,HDPE </w:t>
+        <w:t xml:space="preserve">R1= -900mm </w:t>
       </w:r>
       <w:r>
         <w:rPr>
           <w:rFonts w:ascii="Cambria Math" w:hAnsi="Cambria Math" w:hint="eastAsia"/>
           <w:iCs/>
         </w:rPr>
-        <w:t>材料</w:t>
+        <w:t>，</w:t>
       </w:r>
       <w:r>
         <w:rPr>
           <w:rFonts w:ascii="Cambria Math" w:hAnsi="Cambria Math" w:hint="eastAsia"/>
           <w:iCs/>
         </w:rPr>
-        <w:t xml:space="preserve">,t = 100 mm. </w:t>
+        <w:t xml:space="preserve">R2= infinity </w:t>
       </w:r>
       <w:r>
         <w:rPr>
           <w:rFonts w:ascii="Cambria Math" w:hAnsi="Cambria Math" w:hint="eastAsia"/>
           <w:iCs/>
         </w:rPr>
-        <w:t>则其</w:t>
+        <w:t xml:space="preserve">,HDPE </w:t>
       </w:r>
       <w:r>
         <w:rPr>
           <w:rFonts w:ascii="Cambria Math" w:hAnsi="Cambria Math" w:hint="eastAsia"/>
           <w:iCs/>
         </w:rPr>
+        <w:t>材料</w:t>
+      </w:r>
+      <w:r>
+        <w:rPr>
+          <w:rFonts w:ascii="Cambria Math" w:hAnsi="Cambria Math" w:hint="eastAsia"/>
+          <w:iCs/>
+        </w:rPr>
+        <w:t xml:space="preserve">,t = 100 </w:t>
+      </w:r>
+      <w:proofErr w:type="gramStart"/>
+      <w:r>
+        <w:rPr>
+          <w:rFonts w:ascii="Cambria Math" w:hAnsi="Cambria Math" w:hint="eastAsia"/>
+          <w:iCs/>
+        </w:rPr>
+        <w:t xml:space="preserve">mm. </w:t>
+      </w:r>
+      <w:r>
+        <w:rPr>
+          <w:rFonts w:ascii="Cambria Math" w:hAnsi="Cambria Math" w:hint="eastAsia"/>
+          <w:iCs/>
+        </w:rPr>
+        <w:t>则</w:t>
+      </w:r>
+      <w:proofErr w:type="gramEnd"/>
+      <w:r>
+        <w:rPr>
+          <w:rFonts w:ascii="Cambria Math" w:hAnsi="Cambria Math" w:hint="eastAsia"/>
+          <w:iCs/>
+        </w:rPr>
+        <w:t>其</w:t>
+      </w:r>
+      <w:r>
+        <w:rPr>
+          <w:rFonts w:ascii="Cambria Math" w:hAnsi="Cambria Math" w:hint="eastAsia"/>
+          <w:iCs/>
+        </w:rPr>
         <w:t xml:space="preserve">fc = </w:t>
       </w:r>
       <w:r>
@@ -2832,7 +3123,23 @@
           <w:rFonts w:ascii="Cambria Math" w:hAnsi="Cambria Math" w:hint="eastAsia"/>
           <w:iCs/>
         </w:rPr>
-        <w:t xml:space="preserve">m . </w:t>
+        <w:t>m</w:t>
+      </w:r>
+      <w:proofErr w:type="gramStart"/>
+      <w:r>
+        <w:rPr>
+          <w:rFonts w:ascii="Cambria Math" w:hAnsi="Cambria Math" w:hint="eastAsia"/>
+          <w:iCs/>
+        </w:rPr>
+        <w:t xml:space="preserve"> .</w:t>
+      </w:r>
+      <w:proofErr w:type="gramEnd"/>
+      <w:r>
+        <w:rPr>
+          <w:rFonts w:ascii="Cambria Math" w:hAnsi="Cambria Math" w:hint="eastAsia"/>
+          <w:iCs/>
+        </w:rPr>
+        <w:t xml:space="preserve"> </w:t>
       </w:r>
       <w:r>
         <w:rPr>
@@ -3104,14 +3411,30 @@
           <w:rFonts w:ascii="Cambria Math" w:hAnsi="Cambria Math" w:hint="eastAsia"/>
           <w:iCs/>
         </w:rPr>
-        <w:t xml:space="preserve">=0.146m, </w:t>
-      </w:r>
+        <w:t>=0.146m</w:t>
+      </w:r>
+      <w:proofErr w:type="gramStart"/>
       <w:r>
         <w:rPr>
           <w:rFonts w:ascii="Cambria Math" w:hAnsi="Cambria Math" w:hint="eastAsia"/>
           <w:iCs/>
         </w:rPr>
-        <w:t>则需要通过放大使其达到设计要求。</w:t>
+        <w:t xml:space="preserve">, </w:t>
+      </w:r>
+      <w:r>
+        <w:rPr>
+          <w:rFonts w:ascii="Cambria Math" w:hAnsi="Cambria Math" w:hint="eastAsia"/>
+          <w:iCs/>
+        </w:rPr>
+        <w:t>则</w:t>
+      </w:r>
+      <w:proofErr w:type="gramEnd"/>
+      <w:r>
+        <w:rPr>
+          <w:rFonts w:ascii="Cambria Math" w:hAnsi="Cambria Math" w:hint="eastAsia"/>
+          <w:iCs/>
+        </w:rPr>
+        <w:t>需要通过放大使其达到设计要求。</w:t>
       </w:r>
     </w:p>
     <w:p>
@@ -3276,7 +3599,21 @@
         <w:rPr>
           <w:rFonts w:hint="eastAsia"/>
         </w:rPr>
-        <w:t xml:space="preserve">550 mm , </w:t>
+        <w:t>550 mm</w:t>
+      </w:r>
+      <w:proofErr w:type="gramStart"/>
+      <w:r>
+        <w:rPr>
+          <w:rFonts w:hint="eastAsia"/>
+        </w:rPr>
+        <w:t xml:space="preserve"> ,</w:t>
+      </w:r>
+      <w:proofErr w:type="gramEnd"/>
+      <w:r>
+        <w:rPr>
+          <w:rFonts w:hint="eastAsia"/>
+        </w:rPr>
+        <w:t xml:space="preserve"> </w:t>
       </w:r>
       <w:r>
         <w:rPr>
@@ -3288,7 +3625,14 @@
         <w:rPr>
           <w:rFonts w:hint="eastAsia"/>
         </w:rPr>
-        <w:t>146.68mm (</w:t>
+        <w:t xml:space="preserve">146.68mm </w:t>
+      </w:r>
+      <w:proofErr w:type="gramStart"/>
+      <w:r>
+        <w:rPr>
+          <w:rFonts w:hint="eastAsia"/>
+        </w:rPr>
+        <w:t>(</w:t>
       </w:r>
       <w:r>
         <w:rPr>
@@ -3314,6 +3658,7 @@
         </w:rPr>
         <w:t>)</w:t>
       </w:r>
+      <w:proofErr w:type="gramEnd"/>
       <w:r>
         <w:rPr>
           <w:rFonts w:hint="eastAsia"/>
@@ -3410,11 +3755,19 @@
         </w:rPr>
         <w:t>后的</w:t>
       </w:r>
-      <w:r>
-        <w:rPr>
-          <w:rFonts w:hint="eastAsia"/>
-        </w:rPr>
-        <w:t>550 mm,</w:t>
+      <w:proofErr w:type="gramStart"/>
+      <w:r>
+        <w:rPr>
+          <w:rFonts w:hint="eastAsia"/>
+        </w:rPr>
+        <w:t>550 mm</w:t>
+      </w:r>
+      <w:proofErr w:type="gramEnd"/>
+      <w:r>
+        <w:rPr>
+          <w:rFonts w:hint="eastAsia"/>
+        </w:rPr>
+        <w:t>,</w:t>
       </w:r>
       <w:r>
         <w:rPr>
@@ -3899,6 +4252,7 @@
         </w:rPr>
         <w:t>和</w:t>
       </w:r>
+      <w:proofErr w:type="gramStart"/>
       <w:r>
         <w:rPr>
           <w:rFonts w:hint="eastAsia"/>
@@ -3909,7 +4263,14 @@
         <w:rPr>
           <w:rFonts w:hint="eastAsia"/>
         </w:rPr>
-        <w:t>可以在一定范围内实现对曲率和极向观测区间的独立调节。</w:t>
+        <w:t>可以</w:t>
+      </w:r>
+      <w:proofErr w:type="gramEnd"/>
+      <w:r>
+        <w:rPr>
+          <w:rFonts w:hint="eastAsia"/>
+        </w:rPr>
+        <w:t>在一定范围内实现对曲率和极向观测区间的独立调节。</w:t>
       </w:r>
     </w:p>
     <w:p>
@@ -3974,6 +4335,7 @@
         </w:rPr>
         <w:t>选择，如图</w:t>
       </w:r>
+      <w:proofErr w:type="gramStart"/>
       <w:r>
         <w:rPr>
           <w:rFonts w:hint="eastAsia"/>
@@ -3984,7 +4346,14 @@
         <w:rPr>
           <w:rFonts w:hint="eastAsia"/>
         </w:rPr>
-        <w:t>所示，通过两组凹透镜的组合可以实现等效的变焦凹透镜，焦距由</w:t>
+        <w:t>所</w:t>
+      </w:r>
+      <w:proofErr w:type="gramEnd"/>
+      <w:r>
+        <w:rPr>
+          <w:rFonts w:hint="eastAsia"/>
+        </w:rPr>
+        <w:t>示，通过两组凹透镜的组合可以实现等效的变焦凹透镜，焦距由</w:t>
       </w:r>
       <w:r>
         <w:rPr>
@@ -3992,6 +4361,7 @@
         </w:rPr>
         <w:t xml:space="preserve">zoom1 </w:t>
       </w:r>
+      <w:proofErr w:type="gramStart"/>
       <w:r>
         <w:rPr>
           <w:rFonts w:hint="eastAsia"/>
@@ -4004,6 +4374,7 @@
         </w:rPr>
         <w:t xml:space="preserve"> zoom2</w:t>
       </w:r>
+      <w:proofErr w:type="gramEnd"/>
       <w:r>
         <w:rPr>
           <w:rFonts w:hint="eastAsia"/>
@@ -4431,8 +4802,16 @@
         <w:rPr>
           <w:rFonts w:hint="eastAsia"/>
         </w:rPr>
-        <w:t>space = 300 mm</w:t>
-      </w:r>
+        <w:t xml:space="preserve">space = </w:t>
+      </w:r>
+      <w:proofErr w:type="gramStart"/>
+      <w:r>
+        <w:rPr>
+          <w:rFonts w:hint="eastAsia"/>
+        </w:rPr>
+        <w:t>300 mm</w:t>
+      </w:r>
+      <w:proofErr w:type="gramEnd"/>
       <w:r>
         <w:rPr>
           <w:rFonts w:hint="eastAsia"/>
@@ -4515,8 +4894,16 @@
         <w:rPr>
           <w:rFonts w:hint="eastAsia"/>
         </w:rPr>
-        <w:t xml:space="preserve">Y1=40 mm </w:t>
-      </w:r>
+        <w:t>Y1=</w:t>
+      </w:r>
+      <w:proofErr w:type="gramStart"/>
+      <w:r>
+        <w:rPr>
+          <w:rFonts w:hint="eastAsia"/>
+        </w:rPr>
+        <w:t xml:space="preserve">40 mm </w:t>
+      </w:r>
+      <w:proofErr w:type="gramEnd"/>
       <w:r>
         <w:rPr>
           <w:rFonts w:hint="eastAsia"/>
@@ -4672,11 +5059,19 @@
         </w:rPr>
         <w:t>初始取值为</w:t>
       </w:r>
-      <w:r>
-        <w:rPr>
-          <w:rFonts w:hint="eastAsia"/>
-        </w:rPr>
-        <w:t>40 mm,</w:t>
+      <w:proofErr w:type="gramStart"/>
+      <w:r>
+        <w:rPr>
+          <w:rFonts w:hint="eastAsia"/>
+        </w:rPr>
+        <w:t>40 mm</w:t>
+      </w:r>
+      <w:proofErr w:type="gramEnd"/>
+      <w:r>
+        <w:rPr>
+          <w:rFonts w:hint="eastAsia"/>
+        </w:rPr>
+        <w:t>,</w:t>
       </w:r>
       <w:r>
         <w:rPr>
@@ -4702,12 +5097,14 @@
         </w:rPr>
         <w:t>实现天线半高宽约为</w:t>
       </w:r>
+      <w:proofErr w:type="gramStart"/>
       <w:r>
         <w:rPr>
           <w:rFonts w:hint="eastAsia"/>
         </w:rPr>
         <w:t>146 mm</w:t>
       </w:r>
+      <w:proofErr w:type="gramEnd"/>
       <w:r>
         <w:rPr>
           <w:rFonts w:hint="eastAsia"/>
@@ -4726,6 +5123,7 @@
         </w:rPr>
         <w:t>取值较大，球差效应将会非常明显，这会导致后端的光线无法保持平行，如图</w:t>
       </w:r>
+      <w:proofErr w:type="gramStart"/>
       <w:r>
         <w:rPr>
           <w:rFonts w:hint="eastAsia"/>
@@ -4736,7 +5134,14 @@
         <w:rPr>
           <w:rFonts w:hint="eastAsia"/>
         </w:rPr>
-        <w:t>所示，这里</w:t>
+        <w:t>所</w:t>
+      </w:r>
+      <w:proofErr w:type="gramEnd"/>
+      <w:r>
+        <w:rPr>
+          <w:rFonts w:hint="eastAsia"/>
+        </w:rPr>
+        <w:t>示，这里</w:t>
       </w:r>
       <w:r>
         <w:rPr>
@@ -4918,6 +5323,7 @@
     </w:p>
     <w:p/>
     <w:p>
+      <w:proofErr w:type="gramStart"/>
       <w:r>
         <w:rPr>
           <w:rFonts w:hint="eastAsia"/>
@@ -4928,7 +5334,14 @@
         <w:rPr>
           <w:rFonts w:hint="eastAsia"/>
         </w:rPr>
-        <w:t>非球面光学优化</w:t>
+        <w:t>非</w:t>
+      </w:r>
+      <w:proofErr w:type="gramEnd"/>
+      <w:r>
+        <w:rPr>
+          <w:rFonts w:hint="eastAsia"/>
+        </w:rPr>
+        <w:t>球面光学优化</w:t>
       </w:r>
     </w:p>
     <w:p>
@@ -5011,6 +5424,7 @@
         </w:rPr>
         <w:t>-</w:t>
       </w:r>
+      <w:proofErr w:type="gramStart"/>
       <w:r>
         <w:rPr>
           <w:rFonts w:hint="eastAsia"/>
@@ -5021,7 +5435,14 @@
         <w:rPr>
           <w:rFonts w:hint="eastAsia"/>
         </w:rPr>
-        <w:t xml:space="preserve"> m,</w:t>
+        <w:t xml:space="preserve"> m</w:t>
+      </w:r>
+      <w:proofErr w:type="gramEnd"/>
+      <w:r>
+        <w:rPr>
+          <w:rFonts w:hint="eastAsia"/>
+        </w:rPr>
+        <w:t>,</w:t>
       </w:r>
       <w:r>
         <w:rPr>
@@ -5256,6 +5677,7 @@
         </w:rPr>
         <w:t xml:space="preserve">o = </w:t>
       </w:r>
+      <w:proofErr w:type="gramStart"/>
       <w:r>
         <w:rPr>
           <w:rFonts w:hint="eastAsia"/>
@@ -5266,7 +5688,14 @@
         <w:rPr>
           <w:rFonts w:hint="eastAsia"/>
         </w:rPr>
-        <w:t xml:space="preserve"> mm </w:t>
+        <w:t xml:space="preserve"> mm</w:t>
+      </w:r>
+      <w:proofErr w:type="gramEnd"/>
+      <w:r>
+        <w:rPr>
+          <w:rFonts w:hint="eastAsia"/>
+        </w:rPr>
+        <w:t xml:space="preserve"> </w:t>
       </w:r>
     </w:p>
     <w:p>
@@ -5505,12 +5934,14 @@
           <m:t>)=</m:t>
         </m:r>
       </m:oMath>
+      <w:proofErr w:type="gramStart"/>
       <w:r>
         <w:rPr>
           <w:rFonts w:hint="eastAsia"/>
         </w:rPr>
         <w:t>0.845 m</w:t>
       </w:r>
+      <w:proofErr w:type="gramEnd"/>
       <w:r>
         <w:rPr>
           <w:rFonts w:hint="eastAsia"/>
@@ -5548,7 +5979,21 @@
         <w:rPr>
           <w:rFonts w:hint="eastAsia"/>
         </w:rPr>
-        <w:t>(-0.55,0.55)m d,</w:t>
+        <w:t>(-0.55,</w:t>
+      </w:r>
+      <w:proofErr w:type="gramStart"/>
+      <w:r>
+        <w:rPr>
+          <w:rFonts w:hint="eastAsia"/>
+        </w:rPr>
+        <w:t>0.55)</w:t>
+      </w:r>
+      <w:proofErr w:type="gramEnd"/>
+      <w:r>
+        <w:rPr>
+          <w:rFonts w:hint="eastAsia"/>
+        </w:rPr>
+        <w:t>m d,</w:t>
       </w:r>
       <w:r>
         <w:rPr>
@@ -5568,7 +6013,14 @@
         <w:rPr>
           <w:rFonts w:hint="eastAsia"/>
         </w:rPr>
-        <w:t xml:space="preserve"> = 0.55-0.022 = 0.528 m(</w:t>
+        <w:t xml:space="preserve"> = 0.55-0.022 = </w:t>
+      </w:r>
+      <w:proofErr w:type="gramStart"/>
+      <w:r>
+        <w:rPr>
+          <w:rFonts w:hint="eastAsia"/>
+        </w:rPr>
+        <w:t>0.528 m(</w:t>
       </w:r>
       <w:r>
         <w:rPr>
@@ -5598,7 +6050,14 @@
         <w:rPr>
           <w:rFonts w:hint="eastAsia"/>
         </w:rPr>
-        <w:t>则对应的</w:t>
+        <w:t>则</w:t>
+      </w:r>
+      <w:proofErr w:type="gramEnd"/>
+      <w:r>
+        <w:rPr>
+          <w:rFonts w:hint="eastAsia"/>
+        </w:rPr>
+        <w:t>对应的</w:t>
       </w:r>
       <w:r>
         <w:rPr>
@@ -5616,7 +6075,21 @@
         <w:rPr>
           <w:rFonts w:hint="eastAsia"/>
         </w:rPr>
-        <w:t>(-0.187,0.187)m</w:t>
+        <w:t>(-0.187,</w:t>
+      </w:r>
+      <w:proofErr w:type="gramStart"/>
+      <w:r>
+        <w:rPr>
+          <w:rFonts w:hint="eastAsia"/>
+        </w:rPr>
+        <w:t>0.187)</w:t>
+      </w:r>
+      <w:proofErr w:type="gramEnd"/>
+      <w:r>
+        <w:rPr>
+          <w:rFonts w:hint="eastAsia"/>
+        </w:rPr>
+        <w:t>m</w:t>
       </w:r>
       <w:r>
         <w:rPr>
@@ -5720,7 +6193,14 @@
         <w:rPr>
           <w:rFonts w:hint="eastAsia"/>
         </w:rPr>
-        <w:t xml:space="preserve">=0.528/0.650 </w:t>
+        <w:t>=0.528/0.650</w:t>
+      </w:r>
+      <w:proofErr w:type="gramStart"/>
+      <w:r>
+        <w:rPr>
+          <w:rFonts w:hint="eastAsia"/>
+        </w:rPr>
+        <w:t xml:space="preserve"> </w:t>
       </w:r>
       <w:r>
         <w:rPr>
@@ -5728,6 +6208,7 @@
         </w:rPr>
         <w:t>。</w:t>
       </w:r>
+      <w:proofErr w:type="gramEnd"/>
     </w:p>
     <w:p>
       <w:r>
@@ -6059,6 +6540,7 @@
         </w:rPr>
         <w:t>处边缘光线入射角为</w:t>
       </w:r>
+      <w:proofErr w:type="gramStart"/>
       <w:r>
         <w:rPr>
           <w:rFonts w:hint="eastAsia"/>
@@ -6069,7 +6551,14 @@
         <w:rPr>
           <w:rFonts w:hint="eastAsia"/>
         </w:rPr>
-        <w:t>度，</w:t>
+        <w:t>度</w:t>
+      </w:r>
+      <w:proofErr w:type="gramEnd"/>
+      <w:r>
+        <w:rPr>
+          <w:rFonts w:hint="eastAsia"/>
+        </w:rPr>
+        <w:t>，</w:t>
       </w:r>
     </w:p>
     <w:p>
@@ -6177,11 +6666,19 @@
         </w:rPr>
         <w:t>面处光斑半径为</w:t>
       </w:r>
-      <w:r>
-        <w:rPr>
-          <w:rFonts w:hint="eastAsia"/>
-        </w:rPr>
-        <w:t>15 mm,</w:t>
+      <w:proofErr w:type="gramStart"/>
+      <w:r>
+        <w:rPr>
+          <w:rFonts w:hint="eastAsia"/>
+        </w:rPr>
+        <w:t>15 mm</w:t>
+      </w:r>
+      <w:proofErr w:type="gramEnd"/>
+      <w:r>
+        <w:rPr>
+          <w:rFonts w:hint="eastAsia"/>
+        </w:rPr>
+        <w:t>,</w:t>
       </w:r>
       <w:r>
         <w:rPr>
@@ -6338,7 +6835,21 @@
         <w:rPr>
           <w:rFonts w:hint="eastAsia"/>
         </w:rPr>
-        <w:t>+- 100 mm</w:t>
+        <w:t>+</w:t>
+      </w:r>
+      <w:proofErr w:type="gramStart"/>
+      <w:r>
+        <w:rPr>
+          <w:rFonts w:hint="eastAsia"/>
+        </w:rPr>
+        <w:t xml:space="preserve">- 100 </w:t>
+      </w:r>
+      <w:proofErr w:type="gramEnd"/>
+      <w:r>
+        <w:rPr>
+          <w:rFonts w:hint="eastAsia"/>
+        </w:rPr>
+        <w:t>mm</w:t>
       </w:r>
       <w:r>
         <w:rPr>
@@ -6358,6 +6869,7 @@
         </w:rPr>
         <w:t>长度（</w:t>
       </w:r>
+      <w:proofErr w:type="gramStart"/>
       <w:r>
         <w:rPr>
           <w:rFonts w:hint="eastAsia"/>
@@ -6370,6 +6882,7 @@
         </w:rPr>
         <w:t>m</w:t>
       </w:r>
+      <w:proofErr w:type="gramEnd"/>
       <w:r>
         <w:rPr>
           <w:rFonts w:hint="eastAsia"/>
@@ -6593,7 +7106,21 @@
         <w:rPr>
           <w:rFonts w:hint="eastAsia"/>
         </w:rPr>
-        <w:t>L = 4.590 m,</w:t>
+        <w:t xml:space="preserve">L = </w:t>
+      </w:r>
+      <w:proofErr w:type="gramStart"/>
+      <w:r>
+        <w:rPr>
+          <w:rFonts w:hint="eastAsia"/>
+        </w:rPr>
+        <w:t>4.590 m</w:t>
+      </w:r>
+      <w:proofErr w:type="gramEnd"/>
+      <w:r>
+        <w:rPr>
+          <w:rFonts w:hint="eastAsia"/>
+        </w:rPr>
+        <w:t>,</w:t>
       </w:r>
       <w:r>
         <w:rPr>
@@ -6840,13 +7367,27 @@
         <w:rPr>
           <w:rFonts w:hint="eastAsia"/>
         </w:rPr>
-        <w:t xml:space="preserve">(a) </w:t>
-      </w:r>
-      <w:r>
-        <w:rPr>
-          <w:rFonts w:hint="eastAsia"/>
-        </w:rPr>
-        <w:t>图计算了截止层</w:t>
+        <w:t>(a</w:t>
+      </w:r>
+      <w:proofErr w:type="gramStart"/>
+      <w:r>
+        <w:rPr>
+          <w:rFonts w:hint="eastAsia"/>
+        </w:rPr>
+        <w:t xml:space="preserve">) </w:t>
+      </w:r>
+      <w:r>
+        <w:rPr>
+          <w:rFonts w:hint="eastAsia"/>
+        </w:rPr>
+        <w:t>图</w:t>
+      </w:r>
+      <w:proofErr w:type="gramEnd"/>
+      <w:r>
+        <w:rPr>
+          <w:rFonts w:hint="eastAsia"/>
+        </w:rPr>
+        <w:t>计算了截止层</w:t>
       </w:r>
       <w:r>
         <w:rPr>
@@ -6878,47 +7419,91 @@
         </w:rPr>
         <w:t>约为</w:t>
       </w:r>
+      <w:proofErr w:type="gramStart"/>
       <w:r>
         <w:rPr>
           <w:rFonts w:hint="eastAsia"/>
         </w:rPr>
         <w:t>1.57 m</w:t>
       </w:r>
-      <w:r>
-        <w:rPr>
-          <w:rFonts w:hint="eastAsia"/>
-        </w:rPr>
-        <w:t>）处光斑半径</w:t>
-      </w:r>
-      <w:r>
-        <w:rPr>
-          <w:rFonts w:hint="eastAsia"/>
-        </w:rPr>
-        <w:t>,(b)</w:t>
-      </w:r>
-      <w:r>
-        <w:rPr>
-          <w:rFonts w:hint="eastAsia"/>
-        </w:rPr>
-        <w:t>图为截止层处最大极向接收高度</w:t>
-      </w:r>
-      <w:r>
-        <w:rPr>
-          <w:rFonts w:hint="eastAsia"/>
-        </w:rPr>
-        <w:t>,(c)</w:t>
-      </w:r>
-      <w:r>
-        <w:rPr>
-          <w:rFonts w:hint="eastAsia"/>
-        </w:rPr>
-        <w:t>图为截止层光学匹配半径</w:t>
-      </w:r>
-      <w:r>
-        <w:rPr>
-          <w:rFonts w:hint="eastAsia"/>
-        </w:rPr>
-        <w:t>,(d)</w:t>
+      <w:proofErr w:type="gramEnd"/>
+      <w:r>
+        <w:rPr>
+          <w:rFonts w:hint="eastAsia"/>
+        </w:rPr>
+        <w:t>）处光斑</w:t>
+      </w:r>
+      <w:proofErr w:type="gramStart"/>
+      <w:r>
+        <w:rPr>
+          <w:rFonts w:hint="eastAsia"/>
+        </w:rPr>
+        <w:t>半径</w:t>
+      </w:r>
+      <w:r>
+        <w:rPr>
+          <w:rFonts w:hint="eastAsia"/>
+        </w:rPr>
+        <w:t>,(</w:t>
+      </w:r>
+      <w:proofErr w:type="gramEnd"/>
+      <w:r>
+        <w:rPr>
+          <w:rFonts w:hint="eastAsia"/>
+        </w:rPr>
+        <w:t>b)</w:t>
+      </w:r>
+      <w:r>
+        <w:rPr>
+          <w:rFonts w:hint="eastAsia"/>
+        </w:rPr>
+        <w:t>图为截止层处最大极向接收</w:t>
+      </w:r>
+      <w:proofErr w:type="gramStart"/>
+      <w:r>
+        <w:rPr>
+          <w:rFonts w:hint="eastAsia"/>
+        </w:rPr>
+        <w:t>高度</w:t>
+      </w:r>
+      <w:r>
+        <w:rPr>
+          <w:rFonts w:hint="eastAsia"/>
+        </w:rPr>
+        <w:t>,(</w:t>
+      </w:r>
+      <w:proofErr w:type="gramEnd"/>
+      <w:r>
+        <w:rPr>
+          <w:rFonts w:hint="eastAsia"/>
+        </w:rPr>
+        <w:t>c)</w:t>
+      </w:r>
+      <w:r>
+        <w:rPr>
+          <w:rFonts w:hint="eastAsia"/>
+        </w:rPr>
+        <w:t>图为截止层光学匹配</w:t>
+      </w:r>
+      <w:proofErr w:type="gramStart"/>
+      <w:r>
+        <w:rPr>
+          <w:rFonts w:hint="eastAsia"/>
+        </w:rPr>
+        <w:t>半径</w:t>
+      </w:r>
+      <w:r>
+        <w:rPr>
+          <w:rFonts w:hint="eastAsia"/>
+        </w:rPr>
+        <w:t>,(</w:t>
+      </w:r>
+      <w:proofErr w:type="gramEnd"/>
+      <w:r>
+        <w:rPr>
+          <w:rFonts w:hint="eastAsia"/>
+        </w:rPr>
+        <w:t>d)</w:t>
       </w:r>
       <w:r>
         <w:rPr>
@@ -6926,12 +7511,14 @@
         </w:rPr>
         <w:t>图为天线边缘接收器</w:t>
       </w:r>
+      <w:proofErr w:type="gramStart"/>
       <w:r>
         <w:rPr>
           <w:rFonts w:hint="eastAsia"/>
         </w:rPr>
         <w:t>(z=146 mm)</w:t>
       </w:r>
+      <w:proofErr w:type="gramEnd"/>
       <w:r>
         <w:rPr>
           <w:rFonts w:hint="eastAsia"/>
@@ -6948,7 +7535,14 @@
         <w:rPr>
           <w:rFonts w:hint="eastAsia"/>
         </w:rPr>
-        <w:t>上的高度</w:t>
+        <w:t>上的</w:t>
+      </w:r>
+      <w:proofErr w:type="gramStart"/>
+      <w:r>
+        <w:rPr>
+          <w:rFonts w:hint="eastAsia"/>
+        </w:rPr>
+        <w:t>高度</w:t>
       </w:r>
       <w:r>
         <w:rPr>
@@ -6956,6 +7550,7 @@
         </w:rPr>
         <w:t>,</w:t>
       </w:r>
+      <w:proofErr w:type="gramEnd"/>
       <w:r>
         <w:rPr>
           <w:rFonts w:hint="eastAsia"/>
@@ -7034,6 +7629,7 @@
         </w:rPr>
         <w:t>0.55m</w:t>
       </w:r>
+      <w:proofErr w:type="gramStart"/>
       <w:r>
         <w:rPr>
           <w:rFonts w:hint="eastAsia"/>
@@ -7050,7 +7646,14 @@
         <w:rPr>
           <w:rFonts w:hint="eastAsia"/>
         </w:rPr>
-        <w:t>为了保证光路的完整性，有效设置范围限制在</w:t>
+        <w:t>为了</w:t>
+      </w:r>
+      <w:proofErr w:type="gramEnd"/>
+      <w:r>
+        <w:rPr>
+          <w:rFonts w:hint="eastAsia"/>
+        </w:rPr>
+        <w:t>保证光路的完整性，有效设置范围限制在</w:t>
       </w:r>
       <w:r>
         <w:fldChar w:fldCharType="begin"/>
@@ -7098,19 +7701,61 @@
         <w:rPr>
           <w:rFonts w:hint="eastAsia"/>
         </w:rPr>
-        <w:t xml:space="preserve">R = (0.5 0.8)m, </w:t>
-      </w:r>
-      <w:r>
-        <w:rPr>
-          <w:rFonts w:hint="eastAsia"/>
-        </w:rPr>
-        <w:t>极向观测范围调节区间为</w:t>
-      </w:r>
-      <w:r>
-        <w:rPr>
-          <w:rFonts w:hint="eastAsia"/>
-        </w:rPr>
-        <w:t>(90mm  110mm),</w:t>
+        <w:t xml:space="preserve">R = </w:t>
+      </w:r>
+      <w:proofErr w:type="gramStart"/>
+      <w:r>
+        <w:rPr>
+          <w:rFonts w:hint="eastAsia"/>
+        </w:rPr>
+        <w:t>(0.5 0.8)</w:t>
+      </w:r>
+      <w:proofErr w:type="gramEnd"/>
+      <w:r>
+        <w:rPr>
+          <w:rFonts w:hint="eastAsia"/>
+        </w:rPr>
+        <w:t>m</w:t>
+      </w:r>
+      <w:proofErr w:type="gramStart"/>
+      <w:r>
+        <w:rPr>
+          <w:rFonts w:hint="eastAsia"/>
+        </w:rPr>
+        <w:t xml:space="preserve">, </w:t>
+      </w:r>
+      <w:r>
+        <w:rPr>
+          <w:rFonts w:hint="eastAsia"/>
+        </w:rPr>
+        <w:t>极</w:t>
+      </w:r>
+      <w:proofErr w:type="gramEnd"/>
+      <w:r>
+        <w:rPr>
+          <w:rFonts w:hint="eastAsia"/>
+        </w:rPr>
+        <w:t>向观测范围调节区间为</w:t>
+      </w:r>
+      <w:r>
+        <w:rPr>
+          <w:rFonts w:hint="eastAsia"/>
+        </w:rPr>
+        <w:t>(90</w:t>
+      </w:r>
+      <w:proofErr w:type="gramStart"/>
+      <w:r>
+        <w:rPr>
+          <w:rFonts w:hint="eastAsia"/>
+        </w:rPr>
+        <w:t>mm  110</w:t>
+      </w:r>
+      <w:proofErr w:type="gramEnd"/>
+      <w:r>
+        <w:rPr>
+          <w:rFonts w:hint="eastAsia"/>
+        </w:rPr>
+        <w:t>mm),</w:t>
       </w:r>
       <w:r>
         <w:rPr>
@@ -7118,12 +7763,14 @@
         </w:rPr>
         <w:t>极向光学分辨极限为约为</w:t>
       </w:r>
+      <w:proofErr w:type="gramStart"/>
       <w:r>
         <w:rPr>
           <w:rFonts w:hint="eastAsia"/>
         </w:rPr>
         <w:t>16 mm</w:t>
       </w:r>
+      <w:proofErr w:type="gramEnd"/>
       <w:r>
         <w:rPr>
           <w:rFonts w:hint="eastAsia"/>
@@ -7235,6 +7882,7 @@
     </w:p>
     <w:p/>
     <w:p>
+      <w:proofErr w:type="gramStart"/>
       <w:r>
         <w:rPr>
           <w:rFonts w:hint="eastAsia"/>
@@ -7251,7 +7899,14 @@
         <w:rPr>
           <w:rFonts w:hint="eastAsia"/>
         </w:rPr>
-        <w:t>发射光路设计</w:t>
+        <w:t>发射</w:t>
+      </w:r>
+      <w:proofErr w:type="gramEnd"/>
+      <w:r>
+        <w:rPr>
+          <w:rFonts w:hint="eastAsia"/>
+        </w:rPr>
+        <w:t>光路设计</w:t>
       </w:r>
     </w:p>
     <w:p>
@@ -7342,7 +7997,14 @@
         <w:rPr>
           <w:rFonts w:hint="eastAsia"/>
         </w:rPr>
-        <w:t>发射高斯光速束腰位置位于发射源处</w:t>
+        <w:t>发射高斯光速束腰位置位于发射源</w:t>
+      </w:r>
+      <w:proofErr w:type="gramStart"/>
+      <w:r>
+        <w:rPr>
+          <w:rFonts w:hint="eastAsia"/>
+        </w:rPr>
+        <w:t>处</w:t>
       </w:r>
       <w:r>
         <w:rPr>
@@ -7350,6 +8012,7 @@
         </w:rPr>
         <w:t>;</w:t>
       </w:r>
+      <w:proofErr w:type="gramEnd"/>
     </w:p>
     <w:p>
       <w:pPr>
@@ -7377,7 +8040,21 @@
         <w:rPr>
           <w:rFonts w:hint="eastAsia"/>
         </w:rPr>
-        <w:t xml:space="preserve"> = 7 mm, </w:t>
+        <w:t xml:space="preserve"> = </w:t>
+      </w:r>
+      <w:proofErr w:type="gramStart"/>
+      <w:r>
+        <w:rPr>
+          <w:rFonts w:hint="eastAsia"/>
+        </w:rPr>
+        <w:t>7 mm</w:t>
+      </w:r>
+      <w:proofErr w:type="gramEnd"/>
+      <w:r>
+        <w:rPr>
+          <w:rFonts w:hint="eastAsia"/>
+        </w:rPr>
+        <w:t xml:space="preserve">, </w:t>
       </w:r>
       <w:proofErr w:type="spellStart"/>
       <w:r>
@@ -7391,7 +8068,14 @@
         <w:rPr>
           <w:rFonts w:hint="eastAsia"/>
         </w:rPr>
-        <w:t xml:space="preserve"> = 8 mm, </w:t>
+        <w:t xml:space="preserve"> = </w:t>
+      </w:r>
+      <w:proofErr w:type="gramStart"/>
+      <w:r>
+        <w:rPr>
+          <w:rFonts w:hint="eastAsia"/>
+        </w:rPr>
+        <w:t xml:space="preserve">8 mm, </w:t>
       </w:r>
       <w:r>
         <w:rPr>
@@ -7399,6 +8083,7 @@
         </w:rPr>
         <w:t>波长</w:t>
       </w:r>
+      <w:proofErr w:type="gramEnd"/>
       <m:oMath>
         <m:r>
           <w:rPr>
@@ -7426,7 +8111,33 @@
         <w:rPr>
           <w:rFonts w:hint="eastAsia"/>
         </w:rPr>
-        <w:t>R = 600 mm;</w:t>
+        <w:t xml:space="preserve">R = </w:t>
+      </w:r>
+      <w:r>
+        <w:t>600</w:t>
+      </w:r>
+      <m:oMath>
+        <m:r>
+          <w:rPr>
+            <w:rFonts w:ascii="Cambria Math" w:hAnsi="Cambria Math"/>
+          </w:rPr>
+          <m:t>±</m:t>
+        </m:r>
+      </m:oMath>
+      <w:r>
+        <w:rPr>
+          <w:rFonts w:hint="eastAsia"/>
+        </w:rPr>
+        <w:t>50</w:t>
+      </w:r>
+      <w:r>
+        <w:t>mm</w:t>
+      </w:r>
+      <w:r>
+        <w:rPr>
+          <w:rFonts w:hint="eastAsia"/>
+        </w:rPr>
+        <w:t>;</w:t>
       </w:r>
     </w:p>
     <w:p>
@@ -7436,9 +8147,6 @@
           <w:ilvl w:val="0"/>
           <w:numId w:val="8"/>
         </w:numPr>
-        <w:rPr>
-          <w:rFonts w:hint="eastAsia"/>
-        </w:rPr>
       </w:pPr>
       <w:r>
         <w:rPr>
@@ -7447,10 +8155,7 @@
         <w:t>光斑半径约为</w:t>
       </w:r>
       <w:r>
-        <w:rPr>
-          <w:rFonts w:hint="eastAsia"/>
-        </w:rPr>
-        <w:t>100 mm</w:t>
+        <w:t>100mm</w:t>
       </w:r>
       <w:r>
         <w:rPr>
@@ -7465,9 +8170,6 @@
           <w:tab w:val="left" w:pos="344"/>
         </w:tabs>
         <w:ind w:firstLineChars="100" w:firstLine="220"/>
-        <w:rPr>
-          <w:rFonts w:hint="eastAsia"/>
-        </w:rPr>
       </w:pPr>
       <w:r>
         <w:rPr>
@@ -7661,9 +8363,6 @@
       <w:pPr>
         <w:pStyle w:val="a7"/>
         <w:ind w:left="360"/>
-        <w:rPr>
-          <w:rFonts w:hint="eastAsia"/>
-        </w:rPr>
       </w:pPr>
     </w:p>
     <w:p>
@@ -7760,7 +8459,21 @@
         <w:rPr>
           <w:rFonts w:hint="eastAsia"/>
         </w:rPr>
-        <w:t xml:space="preserve">=7 mm, </w:t>
+        <w:t>=</w:t>
+      </w:r>
+      <w:proofErr w:type="gramStart"/>
+      <w:r>
+        <w:rPr>
+          <w:rFonts w:hint="eastAsia"/>
+        </w:rPr>
+        <w:t>7 mm</w:t>
+      </w:r>
+      <w:proofErr w:type="gramEnd"/>
+      <w:r>
+        <w:rPr>
+          <w:rFonts w:hint="eastAsia"/>
+        </w:rPr>
+        <w:t xml:space="preserve">, </w:t>
       </w:r>
       <w:proofErr w:type="spellStart"/>
       <w:r>
@@ -7979,6 +8692,7 @@
         </w:rPr>
         <w:t xml:space="preserve">zoom lens </w:t>
       </w:r>
+      <w:proofErr w:type="gramStart"/>
       <w:r>
         <w:rPr>
           <w:rFonts w:hint="eastAsia"/>
@@ -7997,6 +8711,7 @@
         </w:rPr>
         <w:t>一块</w:t>
       </w:r>
+      <w:proofErr w:type="gramEnd"/>
       <w:r>
         <w:rPr>
           <w:rFonts w:hint="eastAsia"/>
@@ -8079,13 +8794,13 @@
         <w:rPr>
           <w:rFonts w:hint="eastAsia"/>
         </w:rPr>
-        <w:t>。发射源、</w:t>
-      </w:r>
-      <w:r>
-        <w:rPr>
-          <w:rFonts w:hint="eastAsia"/>
-        </w:rPr>
-        <w:t>反射镜</w:t>
+        <w:t>。发射源、反射镜、</w:t>
+      </w:r>
+      <w:r>
+        <w:rPr>
+          <w:rFonts w:hint="eastAsia"/>
+        </w:rPr>
+        <w:t>beamsplitter</w:t>
       </w:r>
       <w:r>
         <w:rPr>
@@ -8097,18 +8812,6 @@
         <w:rPr>
           <w:rFonts w:hint="eastAsia"/>
         </w:rPr>
-        <w:t>beamsplitter</w:t>
-      </w:r>
-      <w:r>
-        <w:rPr>
-          <w:rFonts w:hint="eastAsia"/>
-        </w:rPr>
-        <w:t>、</w:t>
-      </w:r>
-      <w:r>
-        <w:rPr>
-          <w:rFonts w:hint="eastAsia"/>
-        </w:rPr>
         <w:t>1</w:t>
       </w:r>
       <w:r>
@@ -8210,6 +8913,7 @@
         </w:rPr>
         <w:t>所示，如果截止层曲率为</w:t>
       </w:r>
+      <w:proofErr w:type="gramStart"/>
       <w:r>
         <w:rPr>
           <w:rFonts w:hint="eastAsia"/>
@@ -8220,14 +8924,29 @@
         <w:rPr>
           <w:rFonts w:hint="eastAsia"/>
         </w:rPr>
-        <w:t>可调节透镜位置</w:t>
-      </w:r>
-      <w:r>
-        <w:rPr>
-          <w:rFonts w:hint="eastAsia"/>
-        </w:rPr>
-        <w:t>s1 =200 mm</w:t>
-      </w:r>
+        <w:t>可</w:t>
+      </w:r>
+      <w:proofErr w:type="gramEnd"/>
+      <w:r>
+        <w:rPr>
+          <w:rFonts w:hint="eastAsia"/>
+        </w:rPr>
+        <w:t>调节透镜位置</w:t>
+      </w:r>
+      <w:r>
+        <w:rPr>
+          <w:rFonts w:hint="eastAsia"/>
+        </w:rPr>
+        <w:t>s1 =</w:t>
+      </w:r>
+      <w:proofErr w:type="gramStart"/>
+      <w:r>
+        <w:rPr>
+          <w:rFonts w:hint="eastAsia"/>
+        </w:rPr>
+        <w:t>200 mm</w:t>
+      </w:r>
+      <w:proofErr w:type="gramEnd"/>
       <w:r>
         <w:rPr>
           <w:rFonts w:hint="eastAsia"/>
@@ -8238,13 +8957,60 @@
         <w:rPr>
           <w:rFonts w:hint="eastAsia"/>
         </w:rPr>
-        <w:t xml:space="preserve">s2 = 200 mm </w:t>
-      </w:r>
+        <w:t xml:space="preserve">s2 = </w:t>
+      </w:r>
+      <w:proofErr w:type="gramStart"/>
+      <w:r>
+        <w:rPr>
+          <w:rFonts w:hint="eastAsia"/>
+        </w:rPr>
+        <w:t xml:space="preserve">200 mm </w:t>
+      </w:r>
+      <w:proofErr w:type="gramEnd"/>
       <w:r>
         <w:rPr>
           <w:rFonts w:hint="eastAsia"/>
         </w:rPr>
         <w:t>以实现光学匹配。</w:t>
+      </w:r>
+      <w:r>
+        <w:fldChar w:fldCharType="begin"/>
+      </w:r>
+      <w:r>
+        <w:instrText xml:space="preserve"> REF _Ref239289217 \h </w:instrText>
+      </w:r>
+      <w:r>
+        <w:fldChar w:fldCharType="separate"/>
+      </w:r>
+      <w:r>
+        <w:t xml:space="preserve">Figure </w:t>
+      </w:r>
+      <w:r>
+        <w:rPr>
+          <w:noProof/>
+        </w:rPr>
+        <w:t>31</w:t>
+      </w:r>
+      <w:r>
+        <w:fldChar w:fldCharType="end"/>
+      </w:r>
+      <w:r>
+        <w:rPr>
+          <w:rFonts w:hint="eastAsia"/>
+        </w:rPr>
+        <w:t>为该参数下的</w:t>
+      </w:r>
+      <w:r>
+        <w:rPr>
+          <w:rFonts w:hint="eastAsia"/>
+        </w:rPr>
+        <w:t>CODE V</w:t>
+      </w:r>
+      <w:r>
+        <w:rPr>
+          <w:rFonts w:hint="eastAsia"/>
+        </w:rPr>
+        <w:t>结果。</w:t>
       </w:r>
     </w:p>
     <w:p>
@@ -8253,6 +9019,9 @@
         <w:jc w:val="center"/>
       </w:pPr>
       <w:r>
+        <w:rPr>
+          <w:noProof/>
+        </w:rPr>
         <w:lastRenderedPageBreak/>
         <w:drawing>
           <wp:inline distT="0" distB="0" distL="0" distR="0" wp14:anchorId="1AC62726" wp14:editId="53AF632C">
@@ -8342,6 +9111,9 @@
         <w:keepNext/>
       </w:pPr>
       <w:r>
+        <w:rPr>
+          <w:noProof/>
+        </w:rPr>
         <w:drawing>
           <wp:inline distT="0" distB="0" distL="0" distR="0" wp14:anchorId="72EAE72E" wp14:editId="7386D493">
             <wp:extent cx="6279968" cy="2406650"/>
@@ -8397,7 +9169,7 @@
       <w:pPr>
         <w:pStyle w:val="a9"/>
         <w:rPr>
-          <w:rFonts w:hint="eastAsia"/>
+          <w:noProof/>
         </w:rPr>
       </w:pPr>
       <w:bookmarkStart w:id="11" w:name="_Ref239288627"/>
@@ -8425,12 +9197,276 @@
         </w:rPr>
         <w:t>光学位置参数扫描：</w:t>
       </w:r>
-      <w:r>
-        <w:rPr>
-          <w:rFonts w:hint="eastAsia"/>
-        </w:rPr>
-        <w:t>(a) s1 = 100 mm,(b)s1 = 200 mm</w:t>
-      </w:r>
+      <w:proofErr w:type="gramStart"/>
+      <w:r>
+        <w:rPr>
+          <w:rFonts w:hint="eastAsia"/>
+        </w:rPr>
+        <w:t>(a)</w:t>
+      </w:r>
+      <w:proofErr w:type="gramEnd"/>
+      <w:r>
+        <w:rPr>
+          <w:rFonts w:hint="eastAsia"/>
+        </w:rPr>
+        <w:t xml:space="preserve"> s1 = 100 </w:t>
+      </w:r>
+      <w:proofErr w:type="gramStart"/>
+      <w:r>
+        <w:rPr>
+          <w:rFonts w:hint="eastAsia"/>
+        </w:rPr>
+        <w:t>mm,(</w:t>
+      </w:r>
+      <w:proofErr w:type="gramEnd"/>
+      <w:r>
+        <w:rPr>
+          <w:rFonts w:hint="eastAsia"/>
+        </w:rPr>
+        <w:t xml:space="preserve">b)s1 = </w:t>
+      </w:r>
+      <w:proofErr w:type="gramStart"/>
+      <w:r>
+        <w:rPr>
+          <w:rFonts w:hint="eastAsia"/>
+        </w:rPr>
+        <w:t>200 mm</w:t>
+      </w:r>
+      <w:proofErr w:type="gramEnd"/>
+    </w:p>
+    <w:p>
+      <w:pPr>
+        <w:rPr>
+          <w:i/>
+          <w:iCs/>
+          <w:noProof/>
+          <w:color w:val="44546A" w:themeColor="text2"/>
+          <w:sz w:val="18"/>
+          <w:szCs w:val="18"/>
+        </w:rPr>
+      </w:pPr>
+    </w:p>
+    <w:p>
+      <w:pPr>
+        <w:keepNext/>
+        <w:tabs>
+          <w:tab w:val="left" w:pos="640"/>
+        </w:tabs>
+      </w:pPr>
+      <w:r>
+        <w:lastRenderedPageBreak/>
+        <w:tab/>
+      </w:r>
+      <w:r>
+        <w:drawing>
+          <wp:inline distT="0" distB="0" distL="0" distR="0" wp14:anchorId="71DC8150" wp14:editId="6AE9D6EB">
+            <wp:extent cx="5943600" cy="2581275"/>
+            <wp:effectExtent l="0" t="0" r="0" b="9525"/>
+            <wp:docPr id="529055195" name="图片 1"/>
+            <wp:cNvGraphicFramePr>
+              <a:graphicFrameLocks xmlns:a="http://schemas.openxmlformats.org/drawingml/2006/main" noChangeAspect="1"/>
+            </wp:cNvGraphicFramePr>
+            <a:graphic xmlns:a="http://schemas.openxmlformats.org/drawingml/2006/main">
+              <a:graphicData uri="http://schemas.openxmlformats.org/drawingml/2006/picture">
+                <pic:pic xmlns:pic="http://schemas.openxmlformats.org/drawingml/2006/picture">
+                  <pic:nvPicPr>
+                    <pic:cNvPr id="529055195" name=""/>
+                    <pic:cNvPicPr/>
+                  </pic:nvPicPr>
+                  <pic:blipFill>
+                    <a:blip r:embed="rId42"/>
+                    <a:stretch>
+                      <a:fillRect/>
+                    </a:stretch>
+                  </pic:blipFill>
+                  <pic:spPr>
+                    <a:xfrm>
+                      <a:off x="0" y="0"/>
+                      <a:ext cx="5943600" cy="2581275"/>
+                    </a:xfrm>
+                    <a:prstGeom prst="rect">
+                      <a:avLst/>
+                    </a:prstGeom>
+                  </pic:spPr>
+                </pic:pic>
+              </a:graphicData>
+            </a:graphic>
+          </wp:inline>
+        </w:drawing>
+      </w:r>
+    </w:p>
+    <w:p>
+      <w:pPr>
+        <w:pStyle w:val="a9"/>
+      </w:pPr>
+      <w:r>
+        <w:t xml:space="preserve">Figure </w:t>
+      </w:r>
+      <w:fldSimple w:instr=" SEQ Figure \* ARABIC ">
+        <w:r>
+          <w:rPr>
+            <w:noProof/>
+          </w:rPr>
+          <w:t>30</w:t>
+        </w:r>
+      </w:fldSimple>
+      <w:r>
+        <w:rPr>
+          <w:rFonts w:hint="eastAsia"/>
+        </w:rPr>
+        <w:t>.</w:t>
+      </w:r>
+      <w:r>
+        <w:rPr>
+          <w:rFonts w:hint="eastAsia"/>
+        </w:rPr>
+        <w:t>设置透镜位置</w:t>
+      </w:r>
+      <w:r>
+        <w:rPr>
+          <w:rFonts w:hint="eastAsia"/>
+        </w:rPr>
+        <w:t>s1 = 200mm</w:t>
+      </w:r>
+      <w:proofErr w:type="gramStart"/>
+      <w:r>
+        <w:rPr>
+          <w:rFonts w:hint="eastAsia"/>
+        </w:rPr>
+        <w:t xml:space="preserve">, s2 </w:t>
+      </w:r>
+      <w:proofErr w:type="gramEnd"/>
+      <w:r>
+        <w:rPr>
+          <w:rFonts w:hint="eastAsia"/>
+        </w:rPr>
+        <w:t xml:space="preserve">= </w:t>
+      </w:r>
+      <w:proofErr w:type="gramStart"/>
+      <w:r>
+        <w:rPr>
+          <w:rFonts w:hint="eastAsia"/>
+        </w:rPr>
+        <w:t>200 mm</w:t>
+      </w:r>
+      <w:proofErr w:type="gramEnd"/>
+    </w:p>
+    <w:p>
+      <w:pPr>
+        <w:keepNext/>
+        <w:tabs>
+          <w:tab w:val="left" w:pos="416"/>
+        </w:tabs>
+      </w:pPr>
+      <w:r>
+        <w:tab/>
+      </w:r>
+      <w:r>
+        <w:drawing>
+          <wp:inline distT="0" distB="0" distL="0" distR="0" wp14:anchorId="7BB5E311" wp14:editId="64A7ED75">
+            <wp:extent cx="5943600" cy="3843655"/>
+            <wp:effectExtent l="0" t="0" r="0" b="4445"/>
+            <wp:docPr id="1344123634" name="图片 1"/>
+            <wp:cNvGraphicFramePr>
+              <a:graphicFrameLocks xmlns:a="http://schemas.openxmlformats.org/drawingml/2006/main" noChangeAspect="1"/>
+            </wp:cNvGraphicFramePr>
+            <a:graphic xmlns:a="http://schemas.openxmlformats.org/drawingml/2006/main">
+              <a:graphicData uri="http://schemas.openxmlformats.org/drawingml/2006/picture">
+                <pic:pic xmlns:pic="http://schemas.openxmlformats.org/drawingml/2006/picture">
+                  <pic:nvPicPr>
+                    <pic:cNvPr id="1344123634" name=""/>
+                    <pic:cNvPicPr/>
+                  </pic:nvPicPr>
+                  <pic:blipFill>
+                    <a:blip r:embed="rId43"/>
+                    <a:stretch>
+                      <a:fillRect/>
+                    </a:stretch>
+                  </pic:blipFill>
+                  <pic:spPr>
+                    <a:xfrm>
+                      <a:off x="0" y="0"/>
+                      <a:ext cx="5943600" cy="3843655"/>
+                    </a:xfrm>
+                    <a:prstGeom prst="rect">
+                      <a:avLst/>
+                    </a:prstGeom>
+                  </pic:spPr>
+                </pic:pic>
+              </a:graphicData>
+            </a:graphic>
+          </wp:inline>
+        </w:drawing>
+      </w:r>
+    </w:p>
+    <w:p>
+      <w:pPr>
+        <w:pStyle w:val="a9"/>
+        <w:rPr>
+          <w:rFonts w:hint="eastAsia"/>
+        </w:rPr>
+      </w:pPr>
+      <w:bookmarkStart w:id="12" w:name="_Ref239289211"/>
+      <w:bookmarkStart w:id="13" w:name="_Ref239289217"/>
+      <w:r>
+        <w:t xml:space="preserve">Figure </w:t>
+      </w:r>
+      <w:fldSimple w:instr=" SEQ Figure \* ARABIC ">
+        <w:r>
+          <w:rPr>
+            <w:noProof/>
+          </w:rPr>
+          <w:t>31</w:t>
+        </w:r>
+      </w:fldSimple>
+      <w:bookmarkEnd w:id="13"/>
+      <w:r>
+        <w:rPr>
+          <w:rFonts w:hint="eastAsia"/>
+        </w:rPr>
+        <w:t>.</w:t>
+      </w:r>
+      <w:r>
+        <w:rPr>
+          <w:rFonts w:hint="eastAsia"/>
+        </w:rPr>
+        <w:t>如上参数下高斯光束在截止层</w:t>
+      </w:r>
+      <w:r>
+        <w:rPr>
+          <w:rFonts w:hint="eastAsia"/>
+        </w:rPr>
+        <w:t>14</w:t>
+      </w:r>
+      <w:r>
+        <w:rPr>
+          <w:rFonts w:hint="eastAsia"/>
+        </w:rPr>
+        <w:t>面上的波前曲率和光斑半径分别为</w:t>
+      </w:r>
+      <w:proofErr w:type="gramStart"/>
+      <w:r>
+        <w:rPr>
+          <w:rFonts w:hint="eastAsia"/>
+        </w:rPr>
+        <w:t xml:space="preserve">549.9889 mm </w:t>
+      </w:r>
+      <w:proofErr w:type="gramEnd"/>
+      <w:r>
+        <w:rPr>
+          <w:rFonts w:hint="eastAsia"/>
+        </w:rPr>
+        <w:t>和</w:t>
+      </w:r>
+      <w:proofErr w:type="gramStart"/>
+      <w:r>
+        <w:rPr>
+          <w:rFonts w:hint="eastAsia"/>
+        </w:rPr>
+        <w:t>84.986 mm</w:t>
+      </w:r>
+      <w:bookmarkEnd w:id="12"/>
+      <w:proofErr w:type="gramEnd"/>
     </w:p>
     <w:sectPr>
       <w:pgSz w:w="12240" w:h="15840"/>
@@ -9635,6 +10671,7 @@
   <w:style w:type="character" w:default="1" w:styleId="a0">
     <w:name w:val="Default Paragraph Font"/>
     <w:uiPriority w:val="1"/>
+    <w:semiHidden/>
     <w:unhideWhenUsed/>
   </w:style>
   <w:style w:type="table" w:default="1" w:styleId="a1">
